--- a/04_Scripting_SQL_Pemrosesan/jurnal/Modul4_Jurnal_103122400037_Haryanto Wifakul Azmi.docx
+++ b/04_Scripting_SQL_Pemrosesan/jurnal/Modul4_Jurnal_103122400037_Haryanto Wifakul Azmi.docx
@@ -79,7 +79,7 @@
           <w:b/>
           <w:bCs/>
         </w:rPr>
-        <w:t>4</w:t>
+        <w:t>5</w:t>
       </w:r>
     </w:p>
     <w:p>
@@ -97,7 +97,7 @@
           <w:b/>
           <w:bCs/>
         </w:rPr>
-        <w:t>04_Scripting_SQL_Pemrosesan</w:t>
+        <w:t>05_Scripting_Agregate_Function</w:t>
       </w:r>
     </w:p>
     <w:p>
@@ -366,7 +366,7 @@
           <w:b/>
           <w:bCs/>
         </w:rPr>
-        <w:t>Jurnal</w:t>
+        <w:t>TP</w:t>
       </w:r>
     </w:p>
     <w:p>
@@ -404,26 +404,58 @@
     <w:p>
       <w:pPr>
         <w:pStyle w:val="ListParagraph"/>
-        <w:ind w:left="360"/>
-        <w:rPr>
-          <w:rFonts w:ascii="Times New Roman" w:hAnsi="Times New Roman" w:cs="Times New Roman"/>
-          <w:b/>
-          <w:bCs/>
-        </w:rPr>
-      </w:pPr>
-      <w:r>
-        <w:rPr>
-          <w:rFonts w:ascii="Times New Roman" w:hAnsi="Times New Roman" w:cs="Times New Roman"/>
-          <w:b/>
-          <w:bCs/>
-        </w:rPr>
-        <w:t>Query</w:t>
+        <w:numPr>
+          <w:ilvl w:val="1"/>
+          <w:numId w:val="9"/>
+        </w:numPr>
+        <w:rPr>
+          <w:rFonts w:ascii="Times New Roman" w:hAnsi="Times New Roman" w:cs="Times New Roman"/>
+          <w:b/>
+          <w:bCs/>
+        </w:rPr>
+      </w:pPr>
+      <w:proofErr w:type="spellStart"/>
+      <w:r>
+        <w:rPr>
+          <w:rFonts w:ascii="Times New Roman" w:hAnsi="Times New Roman" w:cs="Times New Roman"/>
+          <w:b/>
+          <w:bCs/>
+        </w:rPr>
+        <w:t>Nomor</w:t>
+      </w:r>
+      <w:proofErr w:type="spellEnd"/>
+      <w:r>
+        <w:rPr>
+          <w:rFonts w:ascii="Times New Roman" w:hAnsi="Times New Roman" w:cs="Times New Roman"/>
+          <w:b/>
+          <w:bCs/>
+        </w:rPr>
+        <w:t xml:space="preserve"> 1</w:t>
       </w:r>
     </w:p>
     <w:p>
       <w:pPr>
         <w:pStyle w:val="ListParagraph"/>
-        <w:ind w:left="360"/>
+        <w:ind w:left="1080"/>
+        <w:rPr>
+          <w:rFonts w:ascii="Times New Roman" w:hAnsi="Times New Roman" w:cs="Times New Roman"/>
+          <w:b/>
+          <w:bCs/>
+        </w:rPr>
+      </w:pPr>
+      <w:r>
+        <w:rPr>
+          <w:rFonts w:ascii="Times New Roman" w:hAnsi="Times New Roman" w:cs="Times New Roman"/>
+          <w:b/>
+          <w:bCs/>
+        </w:rPr>
+        <w:t>Query</w:t>
+      </w:r>
+    </w:p>
+    <w:p>
+      <w:pPr>
+        <w:pStyle w:val="ListParagraph"/>
+        <w:ind w:left="1080"/>
         <w:rPr>
           <w:rFonts w:ascii="Times New Roman" w:hAnsi="Times New Roman" w:cs="Times New Roman"/>
           <w:b/>
@@ -437,10 +469,10 @@
           <w:bCs/>
         </w:rPr>
         <w:drawing>
-          <wp:inline distT="0" distB="0" distL="0" distR="0" wp14:anchorId="23E77ED2" wp14:editId="25785149">
-            <wp:extent cx="5612130" cy="2347595"/>
-            <wp:effectExtent l="0" t="0" r="7620" b="0"/>
-            <wp:docPr id="246752272" name="Picture 1"/>
+          <wp:inline distT="0" distB="0" distL="0" distR="0" wp14:anchorId="4F2E240C" wp14:editId="3829BBE3">
+            <wp:extent cx="3753374" cy="714475"/>
+            <wp:effectExtent l="0" t="0" r="0" b="9525"/>
+            <wp:docPr id="704409781" name="Picture 1"/>
             <wp:cNvGraphicFramePr>
               <a:graphicFrameLocks xmlns:a="http://schemas.openxmlformats.org/drawingml/2006/main" noChangeAspect="1"/>
             </wp:cNvGraphicFramePr>
@@ -448,7 +480,7 @@
               <a:graphicData uri="http://schemas.openxmlformats.org/drawingml/2006/picture">
                 <pic:pic xmlns:pic="http://schemas.openxmlformats.org/drawingml/2006/picture">
                   <pic:nvPicPr>
-                    <pic:cNvPr id="246752272" name=""/>
+                    <pic:cNvPr id="704409781" name=""/>
                     <pic:cNvPicPr/>
                   </pic:nvPicPr>
                   <pic:blipFill>
@@ -460,7 +492,7 @@
                   <pic:spPr>
                     <a:xfrm>
                       <a:off x="0" y="0"/>
-                      <a:ext cx="5612130" cy="2347595"/>
+                      <a:ext cx="3753374" cy="714475"/>
                     </a:xfrm>
                     <a:prstGeom prst="rect">
                       <a:avLst/>
@@ -476,7 +508,7 @@
     <w:p>
       <w:pPr>
         <w:pStyle w:val="ListParagraph"/>
-        <w:ind w:left="360"/>
+        <w:ind w:left="1080"/>
         <w:rPr>
           <w:rFonts w:ascii="Times New Roman" w:hAnsi="Times New Roman" w:cs="Times New Roman"/>
           <w:b/>
@@ -495,7 +527,7 @@
     <w:p>
       <w:pPr>
         <w:pStyle w:val="ListParagraph"/>
-        <w:ind w:left="360"/>
+        <w:ind w:left="1080"/>
         <w:rPr>
           <w:rFonts w:ascii="Times New Roman" w:hAnsi="Times New Roman" w:cs="Times New Roman"/>
           <w:b/>
@@ -509,10 +541,10 @@
           <w:bCs/>
         </w:rPr>
         <w:drawing>
-          <wp:inline distT="0" distB="0" distL="0" distR="0" wp14:anchorId="68EB97E9" wp14:editId="636701F8">
-            <wp:extent cx="5612130" cy="1249045"/>
-            <wp:effectExtent l="0" t="0" r="7620" b="8255"/>
-            <wp:docPr id="1194180489" name="Picture 1"/>
+          <wp:inline distT="0" distB="0" distL="0" distR="0" wp14:anchorId="2523882B" wp14:editId="5F2B969C">
+            <wp:extent cx="1952898" cy="600159"/>
+            <wp:effectExtent l="0" t="0" r="9525" b="9525"/>
+            <wp:docPr id="1538505540" name="Picture 1"/>
             <wp:cNvGraphicFramePr>
               <a:graphicFrameLocks xmlns:a="http://schemas.openxmlformats.org/drawingml/2006/main" noChangeAspect="1"/>
             </wp:cNvGraphicFramePr>
@@ -520,7 +552,7 @@
               <a:graphicData uri="http://schemas.openxmlformats.org/drawingml/2006/picture">
                 <pic:pic xmlns:pic="http://schemas.openxmlformats.org/drawingml/2006/picture">
                   <pic:nvPicPr>
-                    <pic:cNvPr id="1194180489" name=""/>
+                    <pic:cNvPr id="1538505540" name=""/>
                     <pic:cNvPicPr/>
                   </pic:nvPicPr>
                   <pic:blipFill>
@@ -532,7 +564,7 @@
                   <pic:spPr>
                     <a:xfrm>
                       <a:off x="0" y="0"/>
-                      <a:ext cx="5612130" cy="1249045"/>
+                      <a:ext cx="1952898" cy="600159"/>
                     </a:xfrm>
                     <a:prstGeom prst="rect">
                       <a:avLst/>
@@ -549,7 +581,7 @@
       <w:pPr>
         <w:pStyle w:val="ListParagraph"/>
         <w:numPr>
-          <w:ilvl w:val="0"/>
+          <w:ilvl w:val="1"/>
           <w:numId w:val="9"/>
         </w:numPr>
         <w:rPr>
@@ -558,19 +590,29 @@
           <w:bCs/>
         </w:rPr>
       </w:pPr>
-      <w:r>
-        <w:rPr>
-          <w:rFonts w:ascii="Times New Roman" w:hAnsi="Times New Roman" w:cs="Times New Roman"/>
-          <w:b/>
-          <w:bCs/>
-        </w:rPr>
-        <w:t>Soal 2</w:t>
+      <w:proofErr w:type="spellStart"/>
+      <w:r>
+        <w:rPr>
+          <w:rFonts w:ascii="Times New Roman" w:hAnsi="Times New Roman" w:cs="Times New Roman"/>
+          <w:b/>
+          <w:bCs/>
+        </w:rPr>
+        <w:t>Nomor</w:t>
+      </w:r>
+      <w:proofErr w:type="spellEnd"/>
+      <w:r>
+        <w:rPr>
+          <w:rFonts w:ascii="Times New Roman" w:hAnsi="Times New Roman" w:cs="Times New Roman"/>
+          <w:b/>
+          <w:bCs/>
+        </w:rPr>
+        <w:t xml:space="preserve"> 2</w:t>
       </w:r>
     </w:p>
     <w:p>
       <w:pPr>
         <w:pStyle w:val="ListParagraph"/>
-        <w:ind w:left="360"/>
+        <w:ind w:left="1080"/>
         <w:rPr>
           <w:rFonts w:ascii="Times New Roman" w:hAnsi="Times New Roman" w:cs="Times New Roman"/>
           <w:b/>
@@ -585,29 +627,12 @@
         </w:rPr>
         <w:t>Query</w:t>
       </w:r>
-    </w:p>
-    <w:p>
-      <w:pPr>
-        <w:pStyle w:val="ListParagraph"/>
-        <w:ind w:left="360"/>
-        <w:rPr>
-          <w:rFonts w:ascii="Times New Roman" w:hAnsi="Times New Roman" w:cs="Times New Roman"/>
-          <w:b/>
-          <w:bCs/>
-        </w:rPr>
-      </w:pPr>
-      <w:r>
-        <w:rPr>
-          <w:rFonts w:ascii="Times New Roman" w:hAnsi="Times New Roman" w:cs="Times New Roman"/>
-          <w:b/>
-          <w:bCs/>
-        </w:rPr>
-        <w:lastRenderedPageBreak/>
+      <w:r>
         <w:drawing>
-          <wp:inline distT="0" distB="0" distL="0" distR="0" wp14:anchorId="3220DEE2" wp14:editId="2CF1AE2B">
-            <wp:extent cx="5612130" cy="3519805"/>
-            <wp:effectExtent l="0" t="0" r="7620" b="4445"/>
-            <wp:docPr id="135576684" name="Picture 1"/>
+          <wp:inline distT="0" distB="0" distL="0" distR="0" wp14:anchorId="50556557" wp14:editId="771D95B7">
+            <wp:extent cx="5601482" cy="514422"/>
+            <wp:effectExtent l="0" t="0" r="0" b="0"/>
+            <wp:docPr id="548905017" name="Picture 1"/>
             <wp:cNvGraphicFramePr>
               <a:graphicFrameLocks xmlns:a="http://schemas.openxmlformats.org/drawingml/2006/main" noChangeAspect="1"/>
             </wp:cNvGraphicFramePr>
@@ -615,7 +640,7 @@
               <a:graphicData uri="http://schemas.openxmlformats.org/drawingml/2006/picture">
                 <pic:pic xmlns:pic="http://schemas.openxmlformats.org/drawingml/2006/picture">
                   <pic:nvPicPr>
-                    <pic:cNvPr id="135576684" name=""/>
+                    <pic:cNvPr id="548905017" name=""/>
                     <pic:cNvPicPr/>
                   </pic:nvPicPr>
                   <pic:blipFill>
@@ -627,7 +652,7 @@
                   <pic:spPr>
                     <a:xfrm>
                       <a:off x="0" y="0"/>
-                      <a:ext cx="5612130" cy="3519805"/>
+                      <a:ext cx="5601482" cy="514422"/>
                     </a:xfrm>
                     <a:prstGeom prst="rect">
                       <a:avLst/>
@@ -643,7 +668,7 @@
     <w:p>
       <w:pPr>
         <w:pStyle w:val="ListParagraph"/>
-        <w:ind w:left="360"/>
+        <w:ind w:left="1080"/>
         <w:rPr>
           <w:rFonts w:ascii="Times New Roman" w:hAnsi="Times New Roman" w:cs="Times New Roman"/>
           <w:b/>
@@ -662,7 +687,7 @@
     <w:p>
       <w:pPr>
         <w:pStyle w:val="ListParagraph"/>
-        <w:ind w:left="360"/>
+        <w:ind w:left="1080"/>
         <w:rPr>
           <w:rFonts w:ascii="Times New Roman" w:hAnsi="Times New Roman" w:cs="Times New Roman"/>
           <w:b/>
@@ -676,10 +701,10 @@
           <w:bCs/>
         </w:rPr>
         <w:drawing>
-          <wp:inline distT="0" distB="0" distL="0" distR="0" wp14:anchorId="0D542467" wp14:editId="124F1E13">
-            <wp:extent cx="5612130" cy="2785745"/>
-            <wp:effectExtent l="0" t="0" r="7620" b="0"/>
-            <wp:docPr id="1910667480" name="Picture 1"/>
+          <wp:inline distT="0" distB="0" distL="0" distR="0" wp14:anchorId="086A00C6" wp14:editId="65AC7223">
+            <wp:extent cx="2743583" cy="695422"/>
+            <wp:effectExtent l="0" t="0" r="0" b="9525"/>
+            <wp:docPr id="1062379423" name="Picture 1"/>
             <wp:cNvGraphicFramePr>
               <a:graphicFrameLocks xmlns:a="http://schemas.openxmlformats.org/drawingml/2006/main" noChangeAspect="1"/>
             </wp:cNvGraphicFramePr>
@@ -687,7 +712,7 @@
               <a:graphicData uri="http://schemas.openxmlformats.org/drawingml/2006/picture">
                 <pic:pic xmlns:pic="http://schemas.openxmlformats.org/drawingml/2006/picture">
                   <pic:nvPicPr>
-                    <pic:cNvPr id="1910667480" name=""/>
+                    <pic:cNvPr id="1062379423" name=""/>
                     <pic:cNvPicPr/>
                   </pic:nvPicPr>
                   <pic:blipFill>
@@ -699,7 +724,7 @@
                   <pic:spPr>
                     <a:xfrm>
                       <a:off x="0" y="0"/>
-                      <a:ext cx="5612130" cy="2785745"/>
+                      <a:ext cx="2743583" cy="695422"/>
                     </a:xfrm>
                     <a:prstGeom prst="rect">
                       <a:avLst/>
@@ -716,7 +741,7 @@
       <w:pPr>
         <w:pStyle w:val="ListParagraph"/>
         <w:numPr>
-          <w:ilvl w:val="0"/>
+          <w:ilvl w:val="1"/>
           <w:numId w:val="9"/>
         </w:numPr>
         <w:rPr>
@@ -725,19 +750,29 @@
           <w:bCs/>
         </w:rPr>
       </w:pPr>
-      <w:r>
-        <w:rPr>
-          <w:rFonts w:ascii="Times New Roman" w:hAnsi="Times New Roman" w:cs="Times New Roman"/>
-          <w:b/>
-          <w:bCs/>
-        </w:rPr>
-        <w:t>Soal 3</w:t>
+      <w:proofErr w:type="spellStart"/>
+      <w:r>
+        <w:rPr>
+          <w:rFonts w:ascii="Times New Roman" w:hAnsi="Times New Roman" w:cs="Times New Roman"/>
+          <w:b/>
+          <w:bCs/>
+        </w:rPr>
+        <w:t>Nomor</w:t>
+      </w:r>
+      <w:proofErr w:type="spellEnd"/>
+      <w:r>
+        <w:rPr>
+          <w:rFonts w:ascii="Times New Roman" w:hAnsi="Times New Roman" w:cs="Times New Roman"/>
+          <w:b/>
+          <w:bCs/>
+        </w:rPr>
+        <w:t xml:space="preserve"> 3</w:t>
       </w:r>
     </w:p>
     <w:p>
       <w:pPr>
         <w:pStyle w:val="ListParagraph"/>
-        <w:ind w:left="360"/>
+        <w:ind w:left="1080"/>
         <w:rPr>
           <w:rFonts w:ascii="Times New Roman" w:hAnsi="Times New Roman" w:cs="Times New Roman"/>
           <w:b/>
@@ -756,7 +791,7 @@
     <w:p>
       <w:pPr>
         <w:pStyle w:val="ListParagraph"/>
-        <w:ind w:left="360"/>
+        <w:ind w:left="1080"/>
         <w:rPr>
           <w:rFonts w:ascii="Times New Roman" w:hAnsi="Times New Roman" w:cs="Times New Roman"/>
           <w:b/>
@@ -771,10 +806,10 @@
         </w:rPr>
         <w:lastRenderedPageBreak/>
         <w:drawing>
-          <wp:inline distT="0" distB="0" distL="0" distR="0" wp14:anchorId="6AD36ADD" wp14:editId="2071689D">
-            <wp:extent cx="5612130" cy="3064510"/>
-            <wp:effectExtent l="0" t="0" r="7620" b="2540"/>
-            <wp:docPr id="216041080" name="Picture 1"/>
+          <wp:inline distT="0" distB="0" distL="0" distR="0" wp14:anchorId="0106DF65" wp14:editId="7FB4DF15">
+            <wp:extent cx="3439005" cy="4753638"/>
+            <wp:effectExtent l="0" t="0" r="9525" b="8890"/>
+            <wp:docPr id="1103578088" name="Picture 1"/>
             <wp:cNvGraphicFramePr>
               <a:graphicFrameLocks xmlns:a="http://schemas.openxmlformats.org/drawingml/2006/main" noChangeAspect="1"/>
             </wp:cNvGraphicFramePr>
@@ -782,7 +817,7 @@
               <a:graphicData uri="http://schemas.openxmlformats.org/drawingml/2006/picture">
                 <pic:pic xmlns:pic="http://schemas.openxmlformats.org/drawingml/2006/picture">
                   <pic:nvPicPr>
-                    <pic:cNvPr id="216041080" name=""/>
+                    <pic:cNvPr id="1103578088" name=""/>
                     <pic:cNvPicPr/>
                   </pic:nvPicPr>
                   <pic:blipFill>
@@ -794,7 +829,7 @@
                   <pic:spPr>
                     <a:xfrm>
                       <a:off x="0" y="0"/>
-                      <a:ext cx="5612130" cy="3064510"/>
+                      <a:ext cx="3439005" cy="4753638"/>
                     </a:xfrm>
                     <a:prstGeom prst="rect">
                       <a:avLst/>
@@ -810,7 +845,7 @@
     <w:p>
       <w:pPr>
         <w:pStyle w:val="ListParagraph"/>
-        <w:ind w:left="360"/>
+        <w:ind w:left="1080"/>
         <w:rPr>
           <w:rFonts w:ascii="Times New Roman" w:hAnsi="Times New Roman" w:cs="Times New Roman"/>
           <w:b/>
@@ -829,7 +864,7 @@
     <w:p>
       <w:pPr>
         <w:pStyle w:val="ListParagraph"/>
-        <w:ind w:left="360"/>
+        <w:ind w:left="1080"/>
         <w:rPr>
           <w:rFonts w:ascii="Times New Roman" w:hAnsi="Times New Roman" w:cs="Times New Roman"/>
           <w:b/>
@@ -843,10 +878,10 @@
           <w:bCs/>
         </w:rPr>
         <w:drawing>
-          <wp:inline distT="0" distB="0" distL="0" distR="0" wp14:anchorId="1BCBC4AD" wp14:editId="5B5D7259">
-            <wp:extent cx="5612130" cy="903605"/>
-            <wp:effectExtent l="0" t="0" r="7620" b="0"/>
-            <wp:docPr id="702685678" name="Picture 1"/>
+          <wp:inline distT="0" distB="0" distL="0" distR="0" wp14:anchorId="3685FC7D" wp14:editId="4D3410FD">
+            <wp:extent cx="2181529" cy="876422"/>
+            <wp:effectExtent l="0" t="0" r="9525" b="0"/>
+            <wp:docPr id="806521675" name="Picture 1"/>
             <wp:cNvGraphicFramePr>
               <a:graphicFrameLocks xmlns:a="http://schemas.openxmlformats.org/drawingml/2006/main" noChangeAspect="1"/>
             </wp:cNvGraphicFramePr>
@@ -854,7 +889,7 @@
               <a:graphicData uri="http://schemas.openxmlformats.org/drawingml/2006/picture">
                 <pic:pic xmlns:pic="http://schemas.openxmlformats.org/drawingml/2006/picture">
                   <pic:nvPicPr>
-                    <pic:cNvPr id="702685678" name=""/>
+                    <pic:cNvPr id="806521675" name=""/>
                     <pic:cNvPicPr/>
                   </pic:nvPicPr>
                   <pic:blipFill>
@@ -866,7 +901,7 @@
                   <pic:spPr>
                     <a:xfrm>
                       <a:off x="0" y="0"/>
-                      <a:ext cx="5612130" cy="903605"/>
+                      <a:ext cx="2181529" cy="876422"/>
                     </a:xfrm>
                     <a:prstGeom prst="rect">
                       <a:avLst/>
@@ -882,66 +917,24 @@
     <w:p>
       <w:pPr>
         <w:pStyle w:val="ListParagraph"/>
-        <w:numPr>
-          <w:ilvl w:val="0"/>
-          <w:numId w:val="9"/>
-        </w:numPr>
-        <w:rPr>
-          <w:rFonts w:ascii="Times New Roman" w:hAnsi="Times New Roman" w:cs="Times New Roman"/>
-          <w:b/>
-          <w:bCs/>
-        </w:rPr>
-      </w:pPr>
-      <w:r>
-        <w:rPr>
-          <w:rFonts w:ascii="Times New Roman" w:hAnsi="Times New Roman" w:cs="Times New Roman"/>
-          <w:b/>
-          <w:bCs/>
-        </w:rPr>
-        <w:t>Soal 4</w:t>
-      </w:r>
-    </w:p>
-    <w:p>
-      <w:pPr>
-        <w:pStyle w:val="ListParagraph"/>
-        <w:ind w:left="360"/>
-        <w:rPr>
-          <w:rFonts w:ascii="Times New Roman" w:hAnsi="Times New Roman" w:cs="Times New Roman"/>
-          <w:b/>
-          <w:bCs/>
-        </w:rPr>
-      </w:pPr>
-      <w:r>
-        <w:rPr>
-          <w:rFonts w:ascii="Times New Roman" w:hAnsi="Times New Roman" w:cs="Times New Roman"/>
-          <w:b/>
-          <w:bCs/>
-        </w:rPr>
-        <w:t>Query</w:t>
-      </w:r>
-    </w:p>
-    <w:p>
-      <w:pPr>
-        <w:pStyle w:val="ListParagraph"/>
-        <w:ind w:left="360"/>
-        <w:rPr>
-          <w:rFonts w:ascii="Times New Roman" w:hAnsi="Times New Roman" w:cs="Times New Roman"/>
-          <w:b/>
-          <w:bCs/>
-        </w:rPr>
-      </w:pPr>
-      <w:r>
-        <w:rPr>
-          <w:rFonts w:ascii="Times New Roman" w:hAnsi="Times New Roman" w:cs="Times New Roman"/>
-          <w:b/>
-          <w:bCs/>
-        </w:rPr>
-        <w:lastRenderedPageBreak/>
+        <w:ind w:left="1080"/>
+        <w:rPr>
+          <w:rFonts w:ascii="Times New Roman" w:hAnsi="Times New Roman" w:cs="Times New Roman"/>
+          <w:b/>
+          <w:bCs/>
+        </w:rPr>
+      </w:pPr>
+      <w:r>
+        <w:rPr>
+          <w:rFonts w:ascii="Times New Roman" w:hAnsi="Times New Roman" w:cs="Times New Roman"/>
+          <w:b/>
+          <w:bCs/>
+        </w:rPr>
         <w:drawing>
-          <wp:inline distT="0" distB="0" distL="0" distR="0" wp14:anchorId="27D17821" wp14:editId="29FA54B2">
-            <wp:extent cx="5439534" cy="3400900"/>
-            <wp:effectExtent l="0" t="0" r="0" b="9525"/>
-            <wp:docPr id="353073894" name="Picture 1"/>
+          <wp:inline distT="0" distB="0" distL="0" distR="0" wp14:anchorId="49805813" wp14:editId="5BBFBEEF">
+            <wp:extent cx="1686160" cy="685896"/>
+            <wp:effectExtent l="0" t="0" r="0" b="0"/>
+            <wp:docPr id="394478316" name="Picture 1"/>
             <wp:cNvGraphicFramePr>
               <a:graphicFrameLocks xmlns:a="http://schemas.openxmlformats.org/drawingml/2006/main" noChangeAspect="1"/>
             </wp:cNvGraphicFramePr>
@@ -949,7 +942,7 @@
               <a:graphicData uri="http://schemas.openxmlformats.org/drawingml/2006/picture">
                 <pic:pic xmlns:pic="http://schemas.openxmlformats.org/drawingml/2006/picture">
                   <pic:nvPicPr>
-                    <pic:cNvPr id="353073894" name=""/>
+                    <pic:cNvPr id="394478316" name=""/>
                     <pic:cNvPicPr/>
                   </pic:nvPicPr>
                   <pic:blipFill>
@@ -961,7 +954,7 @@
                   <pic:spPr>
                     <a:xfrm>
                       <a:off x="0" y="0"/>
-                      <a:ext cx="5439534" cy="3400900"/>
+                      <a:ext cx="1686160" cy="685896"/>
                     </a:xfrm>
                     <a:prstGeom prst="rect">
                       <a:avLst/>
@@ -977,26 +970,7 @@
     <w:p>
       <w:pPr>
         <w:pStyle w:val="ListParagraph"/>
-        <w:ind w:left="360"/>
-        <w:rPr>
-          <w:rFonts w:ascii="Times New Roman" w:hAnsi="Times New Roman" w:cs="Times New Roman"/>
-          <w:b/>
-          <w:bCs/>
-        </w:rPr>
-      </w:pPr>
-      <w:r>
-        <w:rPr>
-          <w:rFonts w:ascii="Times New Roman" w:hAnsi="Times New Roman" w:cs="Times New Roman"/>
-          <w:b/>
-          <w:bCs/>
-        </w:rPr>
-        <w:t>Output</w:t>
-      </w:r>
-    </w:p>
-    <w:p>
-      <w:pPr>
-        <w:pStyle w:val="ListParagraph"/>
-        <w:ind w:left="360"/>
+        <w:ind w:left="1080"/>
         <w:rPr>
           <w:rFonts w:ascii="Times New Roman" w:hAnsi="Times New Roman" w:cs="Times New Roman"/>
           <w:b/>
@@ -1010,10 +984,10 @@
           <w:bCs/>
         </w:rPr>
         <w:drawing>
-          <wp:inline distT="0" distB="0" distL="0" distR="0" wp14:anchorId="1E2B2656" wp14:editId="786A7D4B">
-            <wp:extent cx="4324954" cy="857370"/>
+          <wp:inline distT="0" distB="0" distL="0" distR="0" wp14:anchorId="290CED93" wp14:editId="7002D9B8">
+            <wp:extent cx="1686160" cy="685896"/>
             <wp:effectExtent l="0" t="0" r="0" b="0"/>
-            <wp:docPr id="909244077" name="Picture 1"/>
+            <wp:docPr id="196202122" name="Picture 1"/>
             <wp:cNvGraphicFramePr>
               <a:graphicFrameLocks xmlns:a="http://schemas.openxmlformats.org/drawingml/2006/main" noChangeAspect="1"/>
             </wp:cNvGraphicFramePr>
@@ -1021,7 +995,165 @@
               <a:graphicData uri="http://schemas.openxmlformats.org/drawingml/2006/picture">
                 <pic:pic xmlns:pic="http://schemas.openxmlformats.org/drawingml/2006/picture">
                   <pic:nvPicPr>
-                    <pic:cNvPr id="909244077" name=""/>
+                    <pic:cNvPr id="196202122" name=""/>
+                    <pic:cNvPicPr/>
+                  </pic:nvPicPr>
+                  <pic:blipFill>
+                    <a:blip r:embed="rId15"/>
+                    <a:stretch>
+                      <a:fillRect/>
+                    </a:stretch>
+                  </pic:blipFill>
+                  <pic:spPr>
+                    <a:xfrm>
+                      <a:off x="0" y="0"/>
+                      <a:ext cx="1686160" cy="685896"/>
+                    </a:xfrm>
+                    <a:prstGeom prst="rect">
+                      <a:avLst/>
+                    </a:prstGeom>
+                  </pic:spPr>
+                </pic:pic>
+              </a:graphicData>
+            </a:graphic>
+          </wp:inline>
+        </w:drawing>
+      </w:r>
+    </w:p>
+    <w:p>
+      <w:pPr>
+        <w:pStyle w:val="ListParagraph"/>
+        <w:ind w:left="1080"/>
+        <w:rPr>
+          <w:rFonts w:ascii="Times New Roman" w:hAnsi="Times New Roman" w:cs="Times New Roman"/>
+          <w:b/>
+          <w:bCs/>
+        </w:rPr>
+      </w:pPr>
+      <w:r>
+        <w:rPr>
+          <w:rFonts w:ascii="Times New Roman" w:hAnsi="Times New Roman" w:cs="Times New Roman"/>
+          <w:b/>
+          <w:bCs/>
+        </w:rPr>
+        <w:lastRenderedPageBreak/>
+        <w:drawing>
+          <wp:inline distT="0" distB="0" distL="0" distR="0" wp14:anchorId="51B7A6D1" wp14:editId="0D87769F">
+            <wp:extent cx="1686160" cy="685896"/>
+            <wp:effectExtent l="0" t="0" r="0" b="0"/>
+            <wp:docPr id="1862083778" name="Picture 1"/>
+            <wp:cNvGraphicFramePr>
+              <a:graphicFrameLocks xmlns:a="http://schemas.openxmlformats.org/drawingml/2006/main" noChangeAspect="1"/>
+            </wp:cNvGraphicFramePr>
+            <a:graphic xmlns:a="http://schemas.openxmlformats.org/drawingml/2006/main">
+              <a:graphicData uri="http://schemas.openxmlformats.org/drawingml/2006/picture">
+                <pic:pic xmlns:pic="http://schemas.openxmlformats.org/drawingml/2006/picture">
+                  <pic:nvPicPr>
+                    <pic:cNvPr id="1862083778" name=""/>
+                    <pic:cNvPicPr/>
+                  </pic:nvPicPr>
+                  <pic:blipFill>
+                    <a:blip r:embed="rId15"/>
+                    <a:stretch>
+                      <a:fillRect/>
+                    </a:stretch>
+                  </pic:blipFill>
+                  <pic:spPr>
+                    <a:xfrm>
+                      <a:off x="0" y="0"/>
+                      <a:ext cx="1686160" cy="685896"/>
+                    </a:xfrm>
+                    <a:prstGeom prst="rect">
+                      <a:avLst/>
+                    </a:prstGeom>
+                  </pic:spPr>
+                </pic:pic>
+              </a:graphicData>
+            </a:graphic>
+          </wp:inline>
+        </w:drawing>
+      </w:r>
+    </w:p>
+    <w:p>
+      <w:pPr>
+        <w:pStyle w:val="ListParagraph"/>
+        <w:numPr>
+          <w:ilvl w:val="1"/>
+          <w:numId w:val="9"/>
+        </w:numPr>
+        <w:rPr>
+          <w:rFonts w:ascii="Times New Roman" w:hAnsi="Times New Roman" w:cs="Times New Roman"/>
+          <w:b/>
+          <w:bCs/>
+        </w:rPr>
+      </w:pPr>
+      <w:proofErr w:type="spellStart"/>
+      <w:r>
+        <w:rPr>
+          <w:rFonts w:ascii="Times New Roman" w:hAnsi="Times New Roman" w:cs="Times New Roman"/>
+          <w:b/>
+          <w:bCs/>
+        </w:rPr>
+        <w:t>Nomor</w:t>
+      </w:r>
+      <w:proofErr w:type="spellEnd"/>
+      <w:r>
+        <w:rPr>
+          <w:rFonts w:ascii="Times New Roman" w:hAnsi="Times New Roman" w:cs="Times New Roman"/>
+          <w:b/>
+          <w:bCs/>
+        </w:rPr>
+        <w:t xml:space="preserve"> 4</w:t>
+      </w:r>
+    </w:p>
+    <w:p>
+      <w:pPr>
+        <w:pStyle w:val="ListParagraph"/>
+        <w:ind w:left="1080"/>
+        <w:rPr>
+          <w:rFonts w:ascii="Times New Roman" w:hAnsi="Times New Roman" w:cs="Times New Roman"/>
+          <w:b/>
+          <w:bCs/>
+        </w:rPr>
+      </w:pPr>
+      <w:r>
+        <w:rPr>
+          <w:rFonts w:ascii="Times New Roman" w:hAnsi="Times New Roman" w:cs="Times New Roman"/>
+          <w:b/>
+          <w:bCs/>
+        </w:rPr>
+        <w:t>Query</w:t>
+      </w:r>
+    </w:p>
+    <w:p>
+      <w:pPr>
+        <w:pStyle w:val="ListParagraph"/>
+        <w:ind w:left="1080"/>
+        <w:rPr>
+          <w:rFonts w:ascii="Times New Roman" w:hAnsi="Times New Roman" w:cs="Times New Roman"/>
+          <w:b/>
+          <w:bCs/>
+        </w:rPr>
+      </w:pPr>
+      <w:r>
+        <w:rPr>
+          <w:rFonts w:ascii="Times New Roman" w:hAnsi="Times New Roman" w:cs="Times New Roman"/>
+          <w:b/>
+          <w:bCs/>
+        </w:rPr>
+        <w:drawing>
+          <wp:inline distT="0" distB="0" distL="0" distR="0" wp14:anchorId="3E2180BE" wp14:editId="2654C0F5">
+            <wp:extent cx="4401164" cy="3057952"/>
+            <wp:effectExtent l="0" t="0" r="0" b="9525"/>
+            <wp:docPr id="840776849" name="Picture 1"/>
+            <wp:cNvGraphicFramePr>
+              <a:graphicFrameLocks xmlns:a="http://schemas.openxmlformats.org/drawingml/2006/main" noChangeAspect="1"/>
+            </wp:cNvGraphicFramePr>
+            <a:graphic xmlns:a="http://schemas.openxmlformats.org/drawingml/2006/main">
+              <a:graphicData uri="http://schemas.openxmlformats.org/drawingml/2006/picture">
+                <pic:pic xmlns:pic="http://schemas.openxmlformats.org/drawingml/2006/picture">
+                  <pic:nvPicPr>
+                    <pic:cNvPr id="840776849" name=""/>
                     <pic:cNvPicPr/>
                   </pic:nvPicPr>
                   <pic:blipFill>
@@ -1033,7 +1165,7 @@
                   <pic:spPr>
                     <a:xfrm>
                       <a:off x="0" y="0"/>
-                      <a:ext cx="4324954" cy="857370"/>
+                      <a:ext cx="4401164" cy="3057952"/>
                     </a:xfrm>
                     <a:prstGeom prst="rect">
                       <a:avLst/>
@@ -1049,48 +1181,26 @@
     <w:p>
       <w:pPr>
         <w:pStyle w:val="ListParagraph"/>
-        <w:numPr>
-          <w:ilvl w:val="0"/>
-          <w:numId w:val="9"/>
-        </w:numPr>
-        <w:rPr>
-          <w:rFonts w:ascii="Times New Roman" w:hAnsi="Times New Roman" w:cs="Times New Roman"/>
-          <w:b/>
-          <w:bCs/>
-        </w:rPr>
-      </w:pPr>
-      <w:r>
-        <w:rPr>
-          <w:rFonts w:ascii="Times New Roman" w:hAnsi="Times New Roman" w:cs="Times New Roman"/>
-          <w:b/>
-          <w:bCs/>
-        </w:rPr>
-        <w:t>Soal 5</w:t>
+        <w:ind w:left="1080"/>
+        <w:rPr>
+          <w:rFonts w:ascii="Times New Roman" w:hAnsi="Times New Roman" w:cs="Times New Roman"/>
+          <w:b/>
+          <w:bCs/>
+        </w:rPr>
+      </w:pPr>
+      <w:r>
+        <w:rPr>
+          <w:rFonts w:ascii="Times New Roman" w:hAnsi="Times New Roman" w:cs="Times New Roman"/>
+          <w:b/>
+          <w:bCs/>
+        </w:rPr>
+        <w:t>Output</w:t>
       </w:r>
     </w:p>
     <w:p>
       <w:pPr>
         <w:pStyle w:val="ListParagraph"/>
-        <w:ind w:left="360"/>
-        <w:rPr>
-          <w:rFonts w:ascii="Times New Roman" w:hAnsi="Times New Roman" w:cs="Times New Roman"/>
-          <w:b/>
-          <w:bCs/>
-        </w:rPr>
-      </w:pPr>
-      <w:r>
-        <w:rPr>
-          <w:rFonts w:ascii="Times New Roman" w:hAnsi="Times New Roman" w:cs="Times New Roman"/>
-          <w:b/>
-          <w:bCs/>
-        </w:rPr>
-        <w:t>Query</w:t>
-      </w:r>
-    </w:p>
-    <w:p>
-      <w:pPr>
-        <w:pStyle w:val="ListParagraph"/>
-        <w:ind w:left="360"/>
+        <w:ind w:left="1080"/>
         <w:rPr>
           <w:rFonts w:ascii="Times New Roman" w:hAnsi="Times New Roman" w:cs="Times New Roman"/>
           <w:b/>
@@ -1104,10 +1214,10 @@
           <w:bCs/>
         </w:rPr>
         <w:drawing>
-          <wp:inline distT="0" distB="0" distL="0" distR="0" wp14:anchorId="684A0533" wp14:editId="109B7B45">
-            <wp:extent cx="5612130" cy="2489200"/>
-            <wp:effectExtent l="0" t="0" r="7620" b="6350"/>
-            <wp:docPr id="588244689" name="Picture 1"/>
+          <wp:inline distT="0" distB="0" distL="0" distR="0" wp14:anchorId="57E91B92" wp14:editId="24D389E1">
+            <wp:extent cx="4096322" cy="657317"/>
+            <wp:effectExtent l="0" t="0" r="0" b="9525"/>
+            <wp:docPr id="1555233767" name="Picture 1"/>
             <wp:cNvGraphicFramePr>
               <a:graphicFrameLocks xmlns:a="http://schemas.openxmlformats.org/drawingml/2006/main" noChangeAspect="1"/>
             </wp:cNvGraphicFramePr>
@@ -1115,7 +1225,7 @@
               <a:graphicData uri="http://schemas.openxmlformats.org/drawingml/2006/picture">
                 <pic:pic xmlns:pic="http://schemas.openxmlformats.org/drawingml/2006/picture">
                   <pic:nvPicPr>
-                    <pic:cNvPr id="588244689" name=""/>
+                    <pic:cNvPr id="1555233767" name=""/>
                     <pic:cNvPicPr/>
                   </pic:nvPicPr>
                   <pic:blipFill>
@@ -1127,7 +1237,7 @@
                   <pic:spPr>
                     <a:xfrm>
                       <a:off x="0" y="0"/>
-                      <a:ext cx="5612130" cy="2489200"/>
+                      <a:ext cx="4096322" cy="657317"/>
                     </a:xfrm>
                     <a:prstGeom prst="rect">
                       <a:avLst/>
@@ -1143,44 +1253,75 @@
     <w:p>
       <w:pPr>
         <w:pStyle w:val="ListParagraph"/>
-        <w:ind w:left="360"/>
-        <w:rPr>
-          <w:rFonts w:ascii="Times New Roman" w:hAnsi="Times New Roman" w:cs="Times New Roman"/>
-          <w:b/>
-          <w:bCs/>
-        </w:rPr>
-      </w:pPr>
-      <w:r>
-        <w:rPr>
-          <w:rFonts w:ascii="Times New Roman" w:hAnsi="Times New Roman" w:cs="Times New Roman"/>
-          <w:b/>
-          <w:bCs/>
-        </w:rPr>
-        <w:t>Output</w:t>
+        <w:numPr>
+          <w:ilvl w:val="1"/>
+          <w:numId w:val="9"/>
+        </w:numPr>
+        <w:rPr>
+          <w:rFonts w:ascii="Times New Roman" w:hAnsi="Times New Roman" w:cs="Times New Roman"/>
+          <w:b/>
+          <w:bCs/>
+        </w:rPr>
+      </w:pPr>
+      <w:proofErr w:type="spellStart"/>
+      <w:r>
+        <w:rPr>
+          <w:rFonts w:ascii="Times New Roman" w:hAnsi="Times New Roman" w:cs="Times New Roman"/>
+          <w:b/>
+          <w:bCs/>
+        </w:rPr>
+        <w:t>Nomor</w:t>
+      </w:r>
+      <w:proofErr w:type="spellEnd"/>
+      <w:r>
+        <w:rPr>
+          <w:rFonts w:ascii="Times New Roman" w:hAnsi="Times New Roman" w:cs="Times New Roman"/>
+          <w:b/>
+          <w:bCs/>
+        </w:rPr>
+        <w:t xml:space="preserve"> 5</w:t>
       </w:r>
     </w:p>
     <w:p>
       <w:pPr>
         <w:pStyle w:val="ListParagraph"/>
-        <w:ind w:left="360"/>
-        <w:rPr>
-          <w:rFonts w:ascii="Times New Roman" w:hAnsi="Times New Roman" w:cs="Times New Roman"/>
-          <w:b/>
-          <w:bCs/>
-        </w:rPr>
-      </w:pPr>
-      <w:r>
-        <w:rPr>
-          <w:rFonts w:ascii="Times New Roman" w:hAnsi="Times New Roman" w:cs="Times New Roman"/>
-          <w:b/>
-          <w:bCs/>
-        </w:rPr>
-        <w:lastRenderedPageBreak/>
+        <w:ind w:left="1080"/>
+        <w:rPr>
+          <w:rFonts w:ascii="Times New Roman" w:hAnsi="Times New Roman" w:cs="Times New Roman"/>
+          <w:b/>
+          <w:bCs/>
+        </w:rPr>
+      </w:pPr>
+      <w:r>
+        <w:rPr>
+          <w:rFonts w:ascii="Times New Roman" w:hAnsi="Times New Roman" w:cs="Times New Roman"/>
+          <w:b/>
+          <w:bCs/>
+        </w:rPr>
+        <w:t>Query</w:t>
+      </w:r>
+    </w:p>
+    <w:p>
+      <w:pPr>
+        <w:pStyle w:val="ListParagraph"/>
+        <w:ind w:left="1080"/>
+        <w:rPr>
+          <w:rFonts w:ascii="Times New Roman" w:hAnsi="Times New Roman" w:cs="Times New Roman"/>
+          <w:b/>
+          <w:bCs/>
+        </w:rPr>
+      </w:pPr>
+      <w:r>
+        <w:rPr>
+          <w:rFonts w:ascii="Times New Roman" w:hAnsi="Times New Roman" w:cs="Times New Roman"/>
+          <w:b/>
+          <w:bCs/>
+        </w:rPr>
         <w:drawing>
-          <wp:inline distT="0" distB="0" distL="0" distR="0" wp14:anchorId="604FA141" wp14:editId="5ECD8295">
-            <wp:extent cx="5612130" cy="584835"/>
-            <wp:effectExtent l="0" t="0" r="7620" b="5715"/>
-            <wp:docPr id="1543598346" name="Picture 1"/>
+          <wp:inline distT="0" distB="0" distL="0" distR="0" wp14:anchorId="785CDC5A" wp14:editId="1D7E4EE6">
+            <wp:extent cx="5420481" cy="1571844"/>
+            <wp:effectExtent l="0" t="0" r="8890" b="9525"/>
+            <wp:docPr id="1176142976" name="Picture 1"/>
             <wp:cNvGraphicFramePr>
               <a:graphicFrameLocks xmlns:a="http://schemas.openxmlformats.org/drawingml/2006/main" noChangeAspect="1"/>
             </wp:cNvGraphicFramePr>
@@ -1188,7 +1329,7 @@
               <a:graphicData uri="http://schemas.openxmlformats.org/drawingml/2006/picture">
                 <pic:pic xmlns:pic="http://schemas.openxmlformats.org/drawingml/2006/picture">
                   <pic:nvPicPr>
-                    <pic:cNvPr id="1543598346" name=""/>
+                    <pic:cNvPr id="1176142976" name=""/>
                     <pic:cNvPicPr/>
                   </pic:nvPicPr>
                   <pic:blipFill>
@@ -1200,7 +1341,7 @@
                   <pic:spPr>
                     <a:xfrm>
                       <a:off x="0" y="0"/>
-                      <a:ext cx="5612130" cy="584835"/>
+                      <a:ext cx="5420481" cy="1571844"/>
                     </a:xfrm>
                     <a:prstGeom prst="rect">
                       <a:avLst/>
@@ -1212,6 +1353,3105 @@
           </wp:inline>
         </w:drawing>
       </w:r>
+    </w:p>
+    <w:p>
+      <w:pPr>
+        <w:pStyle w:val="ListParagraph"/>
+        <w:ind w:left="1080"/>
+        <w:rPr>
+          <w:rFonts w:ascii="Times New Roman" w:hAnsi="Times New Roman" w:cs="Times New Roman"/>
+          <w:b/>
+          <w:bCs/>
+        </w:rPr>
+      </w:pPr>
+      <w:r>
+        <w:rPr>
+          <w:rFonts w:ascii="Times New Roman" w:hAnsi="Times New Roman" w:cs="Times New Roman"/>
+          <w:b/>
+          <w:bCs/>
+        </w:rPr>
+        <w:t>Output</w:t>
+      </w:r>
+    </w:p>
+    <w:p>
+      <w:pPr>
+        <w:pStyle w:val="ListParagraph"/>
+        <w:ind w:left="1080"/>
+        <w:rPr>
+          <w:rFonts w:ascii="Times New Roman" w:hAnsi="Times New Roman" w:cs="Times New Roman"/>
+          <w:b/>
+          <w:bCs/>
+        </w:rPr>
+      </w:pPr>
+      <w:r>
+        <w:rPr>
+          <w:rFonts w:ascii="Times New Roman" w:hAnsi="Times New Roman" w:cs="Times New Roman"/>
+          <w:b/>
+          <w:bCs/>
+        </w:rPr>
+        <w:lastRenderedPageBreak/>
+        <w:drawing>
+          <wp:inline distT="0" distB="0" distL="0" distR="0" wp14:anchorId="42D71FB5" wp14:editId="51E845BC">
+            <wp:extent cx="3448531" cy="2276793"/>
+            <wp:effectExtent l="0" t="0" r="0" b="9525"/>
+            <wp:docPr id="1379667280" name="Picture 1"/>
+            <wp:cNvGraphicFramePr>
+              <a:graphicFrameLocks xmlns:a="http://schemas.openxmlformats.org/drawingml/2006/main" noChangeAspect="1"/>
+            </wp:cNvGraphicFramePr>
+            <a:graphic xmlns:a="http://schemas.openxmlformats.org/drawingml/2006/main">
+              <a:graphicData uri="http://schemas.openxmlformats.org/drawingml/2006/picture">
+                <pic:pic xmlns:pic="http://schemas.openxmlformats.org/drawingml/2006/picture">
+                  <pic:nvPicPr>
+                    <pic:cNvPr id="1379667280" name=""/>
+                    <pic:cNvPicPr/>
+                  </pic:nvPicPr>
+                  <pic:blipFill>
+                    <a:blip r:embed="rId19"/>
+                    <a:stretch>
+                      <a:fillRect/>
+                    </a:stretch>
+                  </pic:blipFill>
+                  <pic:spPr>
+                    <a:xfrm>
+                      <a:off x="0" y="0"/>
+                      <a:ext cx="3448531" cy="2276793"/>
+                    </a:xfrm>
+                    <a:prstGeom prst="rect">
+                      <a:avLst/>
+                    </a:prstGeom>
+                  </pic:spPr>
+                </pic:pic>
+              </a:graphicData>
+            </a:graphic>
+          </wp:inline>
+        </w:drawing>
+      </w:r>
+    </w:p>
+    <w:p>
+      <w:pPr>
+        <w:pStyle w:val="ListParagraph"/>
+        <w:numPr>
+          <w:ilvl w:val="1"/>
+          <w:numId w:val="9"/>
+        </w:numPr>
+        <w:rPr>
+          <w:rFonts w:ascii="Times New Roman" w:hAnsi="Times New Roman" w:cs="Times New Roman"/>
+          <w:b/>
+          <w:bCs/>
+        </w:rPr>
+      </w:pPr>
+      <w:proofErr w:type="spellStart"/>
+      <w:r>
+        <w:rPr>
+          <w:rFonts w:ascii="Times New Roman" w:hAnsi="Times New Roman" w:cs="Times New Roman"/>
+          <w:b/>
+          <w:bCs/>
+        </w:rPr>
+        <w:t>Nomor</w:t>
+      </w:r>
+      <w:proofErr w:type="spellEnd"/>
+      <w:r>
+        <w:rPr>
+          <w:rFonts w:ascii="Times New Roman" w:hAnsi="Times New Roman" w:cs="Times New Roman"/>
+          <w:b/>
+          <w:bCs/>
+        </w:rPr>
+        <w:t xml:space="preserve"> 6</w:t>
+      </w:r>
+    </w:p>
+    <w:p>
+      <w:pPr>
+        <w:pStyle w:val="ListParagraph"/>
+        <w:ind w:left="1080"/>
+        <w:rPr>
+          <w:rFonts w:ascii="Times New Roman" w:hAnsi="Times New Roman" w:cs="Times New Roman"/>
+          <w:b/>
+          <w:bCs/>
+        </w:rPr>
+      </w:pPr>
+      <w:r>
+        <w:rPr>
+          <w:rFonts w:ascii="Times New Roman" w:hAnsi="Times New Roman" w:cs="Times New Roman"/>
+          <w:b/>
+          <w:bCs/>
+        </w:rPr>
+        <w:t>Query</w:t>
+      </w:r>
+    </w:p>
+    <w:p>
+      <w:pPr>
+        <w:pStyle w:val="ListParagraph"/>
+        <w:ind w:left="1080"/>
+        <w:rPr>
+          <w:rFonts w:ascii="Times New Roman" w:hAnsi="Times New Roman" w:cs="Times New Roman"/>
+          <w:b/>
+          <w:bCs/>
+        </w:rPr>
+      </w:pPr>
+      <w:r>
+        <w:rPr>
+          <w:rFonts w:ascii="Times New Roman" w:hAnsi="Times New Roman" w:cs="Times New Roman"/>
+          <w:b/>
+          <w:bCs/>
+        </w:rPr>
+        <w:drawing>
+          <wp:inline distT="0" distB="0" distL="0" distR="0" wp14:anchorId="184F8B56" wp14:editId="3EA126E0">
+            <wp:extent cx="3734321" cy="1200318"/>
+            <wp:effectExtent l="0" t="0" r="0" b="0"/>
+            <wp:docPr id="1849728008" name="Picture 1"/>
+            <wp:cNvGraphicFramePr>
+              <a:graphicFrameLocks xmlns:a="http://schemas.openxmlformats.org/drawingml/2006/main" noChangeAspect="1"/>
+            </wp:cNvGraphicFramePr>
+            <a:graphic xmlns:a="http://schemas.openxmlformats.org/drawingml/2006/main">
+              <a:graphicData uri="http://schemas.openxmlformats.org/drawingml/2006/picture">
+                <pic:pic xmlns:pic="http://schemas.openxmlformats.org/drawingml/2006/picture">
+                  <pic:nvPicPr>
+                    <pic:cNvPr id="1849728008" name=""/>
+                    <pic:cNvPicPr/>
+                  </pic:nvPicPr>
+                  <pic:blipFill>
+                    <a:blip r:embed="rId20"/>
+                    <a:stretch>
+                      <a:fillRect/>
+                    </a:stretch>
+                  </pic:blipFill>
+                  <pic:spPr>
+                    <a:xfrm>
+                      <a:off x="0" y="0"/>
+                      <a:ext cx="3734321" cy="1200318"/>
+                    </a:xfrm>
+                    <a:prstGeom prst="rect">
+                      <a:avLst/>
+                    </a:prstGeom>
+                  </pic:spPr>
+                </pic:pic>
+              </a:graphicData>
+            </a:graphic>
+          </wp:inline>
+        </w:drawing>
+      </w:r>
+    </w:p>
+    <w:p>
+      <w:pPr>
+        <w:pStyle w:val="ListParagraph"/>
+        <w:ind w:left="1080"/>
+        <w:rPr>
+          <w:rFonts w:ascii="Times New Roman" w:hAnsi="Times New Roman" w:cs="Times New Roman"/>
+          <w:b/>
+          <w:bCs/>
+        </w:rPr>
+      </w:pPr>
+      <w:r>
+        <w:rPr>
+          <w:rFonts w:ascii="Times New Roman" w:hAnsi="Times New Roman" w:cs="Times New Roman"/>
+          <w:b/>
+          <w:bCs/>
+        </w:rPr>
+        <w:t>Output</w:t>
+      </w:r>
+    </w:p>
+    <w:p>
+      <w:pPr>
+        <w:pStyle w:val="ListParagraph"/>
+        <w:ind w:left="1080"/>
+        <w:rPr>
+          <w:rFonts w:ascii="Times New Roman" w:hAnsi="Times New Roman" w:cs="Times New Roman"/>
+          <w:b/>
+          <w:bCs/>
+        </w:rPr>
+      </w:pPr>
+      <w:r>
+        <w:rPr>
+          <w:rFonts w:ascii="Times New Roman" w:hAnsi="Times New Roman" w:cs="Times New Roman"/>
+          <w:b/>
+          <w:bCs/>
+        </w:rPr>
+        <w:drawing>
+          <wp:inline distT="0" distB="0" distL="0" distR="0" wp14:anchorId="77624805" wp14:editId="1071D5F7">
+            <wp:extent cx="3010320" cy="1609950"/>
+            <wp:effectExtent l="0" t="0" r="0" b="9525"/>
+            <wp:docPr id="369618157" name="Picture 1"/>
+            <wp:cNvGraphicFramePr>
+              <a:graphicFrameLocks xmlns:a="http://schemas.openxmlformats.org/drawingml/2006/main" noChangeAspect="1"/>
+            </wp:cNvGraphicFramePr>
+            <a:graphic xmlns:a="http://schemas.openxmlformats.org/drawingml/2006/main">
+              <a:graphicData uri="http://schemas.openxmlformats.org/drawingml/2006/picture">
+                <pic:pic xmlns:pic="http://schemas.openxmlformats.org/drawingml/2006/picture">
+                  <pic:nvPicPr>
+                    <pic:cNvPr id="369618157" name=""/>
+                    <pic:cNvPicPr/>
+                  </pic:nvPicPr>
+                  <pic:blipFill>
+                    <a:blip r:embed="rId21"/>
+                    <a:stretch>
+                      <a:fillRect/>
+                    </a:stretch>
+                  </pic:blipFill>
+                  <pic:spPr>
+                    <a:xfrm>
+                      <a:off x="0" y="0"/>
+                      <a:ext cx="3010320" cy="1609950"/>
+                    </a:xfrm>
+                    <a:prstGeom prst="rect">
+                      <a:avLst/>
+                    </a:prstGeom>
+                  </pic:spPr>
+                </pic:pic>
+              </a:graphicData>
+            </a:graphic>
+          </wp:inline>
+        </w:drawing>
+      </w:r>
+      <w:r>
+        <w:rPr>
+          <w:rFonts w:ascii="Times New Roman" w:hAnsi="Times New Roman" w:cs="Times New Roman"/>
+          <w:b/>
+          <w:bCs/>
+        </w:rPr>
+        <w:br w:type="page"/>
+      </w:r>
+    </w:p>
+    <w:p>
+      <w:pPr>
+        <w:pStyle w:val="ListParagraph"/>
+        <w:numPr>
+          <w:ilvl w:val="0"/>
+          <w:numId w:val="9"/>
+        </w:numPr>
+        <w:rPr>
+          <w:rFonts w:ascii="Times New Roman" w:hAnsi="Times New Roman" w:cs="Times New Roman"/>
+          <w:b/>
+          <w:bCs/>
+        </w:rPr>
+      </w:pPr>
+      <w:r>
+        <w:rPr>
+          <w:rFonts w:ascii="Times New Roman" w:hAnsi="Times New Roman" w:cs="Times New Roman"/>
+          <w:b/>
+          <w:bCs/>
+        </w:rPr>
+        <w:lastRenderedPageBreak/>
+        <w:t>Soal 2</w:t>
+      </w:r>
+      <w:r>
+        <w:rPr>
+          <w:rFonts w:ascii="Times New Roman" w:hAnsi="Times New Roman" w:cs="Times New Roman"/>
+          <w:b/>
+          <w:bCs/>
+        </w:rPr>
+        <w:br/>
+      </w:r>
+    </w:p>
+    <w:tbl>
+      <w:tblPr>
+        <w:tblW w:w="0" w:type="auto"/>
+        <w:tblCellSpacing w:w="15" w:type="dxa"/>
+        <w:tblBorders>
+          <w:top w:val="single" w:sz="4" w:space="0" w:color="auto"/>
+          <w:left w:val="single" w:sz="4" w:space="0" w:color="auto"/>
+          <w:bottom w:val="single" w:sz="4" w:space="0" w:color="auto"/>
+          <w:right w:val="single" w:sz="4" w:space="0" w:color="auto"/>
+          <w:insideH w:val="single" w:sz="4" w:space="0" w:color="auto"/>
+          <w:insideV w:val="single" w:sz="4" w:space="0" w:color="auto"/>
+        </w:tblBorders>
+        <w:tblCellMar>
+          <w:top w:w="15" w:type="dxa"/>
+          <w:left w:w="15" w:type="dxa"/>
+          <w:bottom w:w="15" w:type="dxa"/>
+          <w:right w:w="15" w:type="dxa"/>
+        </w:tblCellMar>
+        <w:tblLook w:val="04A0" w:firstRow="1" w:lastRow="0" w:firstColumn="1" w:lastColumn="0" w:noHBand="0" w:noVBand="1"/>
+      </w:tblPr>
+      <w:tblGrid>
+        <w:gridCol w:w="1436"/>
+        <w:gridCol w:w="4024"/>
+        <w:gridCol w:w="3368"/>
+      </w:tblGrid>
+      <w:tr>
+        <w:trPr>
+          <w:tblHeader/>
+          <w:tblCellSpacing w:w="15" w:type="dxa"/>
+        </w:trPr>
+        <w:tc>
+          <w:tcPr>
+            <w:tcW w:w="0" w:type="auto"/>
+            <w:vAlign w:val="center"/>
+            <w:hideMark/>
+          </w:tcPr>
+          <w:p>
+            <w:pPr>
+              <w:spacing w:after="0" w:line="240" w:lineRule="auto"/>
+              <w:jc w:val="center"/>
+              <w:rPr>
+                <w:rFonts w:ascii="Times New Roman" w:eastAsia="Times New Roman" w:hAnsi="Times New Roman" w:cs="Times New Roman"/>
+                <w:b/>
+                <w:bCs/>
+                <w:kern w:val="0"/>
+                <w14:ligatures w14:val="none"/>
+              </w:rPr>
+            </w:pPr>
+            <w:proofErr w:type="spellStart"/>
+            <w:r>
+              <w:rPr>
+                <w:rFonts w:ascii="Times New Roman" w:eastAsia="Times New Roman" w:hAnsi="Times New Roman" w:cs="Times New Roman"/>
+                <w:b/>
+                <w:bCs/>
+                <w:kern w:val="0"/>
+                <w14:ligatures w14:val="none"/>
+              </w:rPr>
+              <w:t>Aspek</w:t>
+            </w:r>
+            <w:proofErr w:type="spellEnd"/>
+          </w:p>
+        </w:tc>
+        <w:tc>
+          <w:tcPr>
+            <w:tcW w:w="0" w:type="auto"/>
+            <w:vAlign w:val="center"/>
+            <w:hideMark/>
+          </w:tcPr>
+          <w:p>
+            <w:pPr>
+              <w:spacing w:after="0" w:line="240" w:lineRule="auto"/>
+              <w:jc w:val="center"/>
+              <w:rPr>
+                <w:rFonts w:ascii="Times New Roman" w:eastAsia="Times New Roman" w:hAnsi="Times New Roman" w:cs="Times New Roman"/>
+                <w:b/>
+                <w:bCs/>
+                <w:kern w:val="0"/>
+                <w14:ligatures w14:val="none"/>
+              </w:rPr>
+            </w:pPr>
+            <w:r>
+              <w:rPr>
+                <w:rFonts w:ascii="Times New Roman" w:eastAsia="Times New Roman" w:hAnsi="Times New Roman" w:cs="Times New Roman"/>
+                <w:b/>
+                <w:bCs/>
+                <w:kern w:val="0"/>
+                <w14:ligatures w14:val="none"/>
+              </w:rPr>
+              <w:t>Aggregate Function</w:t>
+            </w:r>
+          </w:p>
+        </w:tc>
+        <w:tc>
+          <w:tcPr>
+            <w:tcW w:w="0" w:type="auto"/>
+            <w:vAlign w:val="center"/>
+            <w:hideMark/>
+          </w:tcPr>
+          <w:p>
+            <w:pPr>
+              <w:spacing w:after="0" w:line="240" w:lineRule="auto"/>
+              <w:jc w:val="center"/>
+              <w:rPr>
+                <w:rFonts w:ascii="Times New Roman" w:eastAsia="Times New Roman" w:hAnsi="Times New Roman" w:cs="Times New Roman"/>
+                <w:b/>
+                <w:bCs/>
+                <w:kern w:val="0"/>
+                <w14:ligatures w14:val="none"/>
+              </w:rPr>
+            </w:pPr>
+            <w:r>
+              <w:rPr>
+                <w:rFonts w:ascii="Times New Roman" w:eastAsia="Times New Roman" w:hAnsi="Times New Roman" w:cs="Times New Roman"/>
+                <w:b/>
+                <w:bCs/>
+                <w:kern w:val="0"/>
+                <w14:ligatures w14:val="none"/>
+              </w:rPr>
+              <w:t>Scalar Function</w:t>
+            </w:r>
+          </w:p>
+        </w:tc>
+      </w:tr>
+      <w:tr>
+        <w:trPr>
+          <w:tblCellSpacing w:w="15" w:type="dxa"/>
+        </w:trPr>
+        <w:tc>
+          <w:tcPr>
+            <w:tcW w:w="0" w:type="auto"/>
+            <w:vAlign w:val="center"/>
+            <w:hideMark/>
+          </w:tcPr>
+          <w:p>
+            <w:pPr>
+              <w:spacing w:after="0" w:line="240" w:lineRule="auto"/>
+              <w:rPr>
+                <w:rFonts w:ascii="Times New Roman" w:eastAsia="Times New Roman" w:hAnsi="Times New Roman" w:cs="Times New Roman"/>
+                <w:kern w:val="0"/>
+                <w14:ligatures w14:val="none"/>
+              </w:rPr>
+            </w:pPr>
+            <w:proofErr w:type="spellStart"/>
+            <w:r>
+              <w:rPr>
+                <w:rFonts w:ascii="Times New Roman" w:eastAsia="Times New Roman" w:hAnsi="Times New Roman" w:cs="Times New Roman"/>
+                <w:kern w:val="0"/>
+                <w14:ligatures w14:val="none"/>
+              </w:rPr>
+              <w:t>Pengertian</w:t>
+            </w:r>
+            <w:proofErr w:type="spellEnd"/>
+          </w:p>
+        </w:tc>
+        <w:tc>
+          <w:tcPr>
+            <w:tcW w:w="0" w:type="auto"/>
+            <w:vAlign w:val="center"/>
+            <w:hideMark/>
+          </w:tcPr>
+          <w:p>
+            <w:pPr>
+              <w:spacing w:after="0" w:line="240" w:lineRule="auto"/>
+              <w:rPr>
+                <w:rFonts w:ascii="Times New Roman" w:eastAsia="Times New Roman" w:hAnsi="Times New Roman" w:cs="Times New Roman"/>
+                <w:kern w:val="0"/>
+                <w14:ligatures w14:val="none"/>
+              </w:rPr>
+            </w:pPr>
+            <w:r>
+              <w:rPr>
+                <w:rFonts w:ascii="Times New Roman" w:eastAsia="Times New Roman" w:hAnsi="Times New Roman" w:cs="Times New Roman"/>
+                <w:kern w:val="0"/>
+                <w14:ligatures w14:val="none"/>
+              </w:rPr>
+              <w:t xml:space="preserve">Function yang </w:t>
+            </w:r>
+            <w:proofErr w:type="spellStart"/>
+            <w:r>
+              <w:rPr>
+                <w:rFonts w:ascii="Times New Roman" w:eastAsia="Times New Roman" w:hAnsi="Times New Roman" w:cs="Times New Roman"/>
+                <w:kern w:val="0"/>
+                <w14:ligatures w14:val="none"/>
+              </w:rPr>
+              <w:t>digunakan</w:t>
+            </w:r>
+            <w:proofErr w:type="spellEnd"/>
+            <w:r>
+              <w:rPr>
+                <w:rFonts w:ascii="Times New Roman" w:eastAsia="Times New Roman" w:hAnsi="Times New Roman" w:cs="Times New Roman"/>
+                <w:kern w:val="0"/>
+                <w14:ligatures w14:val="none"/>
+              </w:rPr>
+              <w:t xml:space="preserve"> </w:t>
+            </w:r>
+            <w:proofErr w:type="spellStart"/>
+            <w:r>
+              <w:rPr>
+                <w:rFonts w:ascii="Times New Roman" w:eastAsia="Times New Roman" w:hAnsi="Times New Roman" w:cs="Times New Roman"/>
+                <w:kern w:val="0"/>
+                <w14:ligatures w14:val="none"/>
+              </w:rPr>
+              <w:t>untuk</w:t>
+            </w:r>
+            <w:proofErr w:type="spellEnd"/>
+            <w:r>
+              <w:rPr>
+                <w:rFonts w:ascii="Times New Roman" w:eastAsia="Times New Roman" w:hAnsi="Times New Roman" w:cs="Times New Roman"/>
+                <w:kern w:val="0"/>
+                <w14:ligatures w14:val="none"/>
+              </w:rPr>
+              <w:t xml:space="preserve"> </w:t>
+            </w:r>
+            <w:proofErr w:type="spellStart"/>
+            <w:r>
+              <w:rPr>
+                <w:rFonts w:ascii="Times New Roman" w:eastAsia="Times New Roman" w:hAnsi="Times New Roman" w:cs="Times New Roman"/>
+                <w:kern w:val="0"/>
+                <w14:ligatures w14:val="none"/>
+              </w:rPr>
+              <w:t>melakukan</w:t>
+            </w:r>
+            <w:proofErr w:type="spellEnd"/>
+            <w:r>
+              <w:rPr>
+                <w:rFonts w:ascii="Times New Roman" w:eastAsia="Times New Roman" w:hAnsi="Times New Roman" w:cs="Times New Roman"/>
+                <w:kern w:val="0"/>
+                <w14:ligatures w14:val="none"/>
+              </w:rPr>
+              <w:t xml:space="preserve"> </w:t>
+            </w:r>
+            <w:proofErr w:type="spellStart"/>
+            <w:r>
+              <w:rPr>
+                <w:rFonts w:ascii="Times New Roman" w:eastAsia="Times New Roman" w:hAnsi="Times New Roman" w:cs="Times New Roman"/>
+                <w:kern w:val="0"/>
+                <w14:ligatures w14:val="none"/>
+              </w:rPr>
+              <w:t>perhitungan</w:t>
+            </w:r>
+            <w:proofErr w:type="spellEnd"/>
+            <w:r>
+              <w:rPr>
+                <w:rFonts w:ascii="Times New Roman" w:eastAsia="Times New Roman" w:hAnsi="Times New Roman" w:cs="Times New Roman"/>
+                <w:kern w:val="0"/>
+                <w14:ligatures w14:val="none"/>
+              </w:rPr>
+              <w:t xml:space="preserve"> pada </w:t>
+            </w:r>
+            <w:proofErr w:type="spellStart"/>
+            <w:r>
+              <w:rPr>
+                <w:rFonts w:ascii="Times New Roman" w:eastAsia="Times New Roman" w:hAnsi="Times New Roman" w:cs="Times New Roman"/>
+                <w:b/>
+                <w:bCs/>
+                <w:kern w:val="0"/>
+                <w14:ligatures w14:val="none"/>
+              </w:rPr>
+              <w:t>sekumpulan</w:t>
+            </w:r>
+            <w:proofErr w:type="spellEnd"/>
+            <w:r>
+              <w:rPr>
+                <w:rFonts w:ascii="Times New Roman" w:eastAsia="Times New Roman" w:hAnsi="Times New Roman" w:cs="Times New Roman"/>
+                <w:b/>
+                <w:bCs/>
+                <w:kern w:val="0"/>
+                <w14:ligatures w14:val="none"/>
+              </w:rPr>
+              <w:t xml:space="preserve"> data (</w:t>
+            </w:r>
+            <w:proofErr w:type="spellStart"/>
+            <w:r>
+              <w:rPr>
+                <w:rFonts w:ascii="Times New Roman" w:eastAsia="Times New Roman" w:hAnsi="Times New Roman" w:cs="Times New Roman"/>
+                <w:b/>
+                <w:bCs/>
+                <w:kern w:val="0"/>
+                <w14:ligatures w14:val="none"/>
+              </w:rPr>
+              <w:t>banyak</w:t>
+            </w:r>
+            <w:proofErr w:type="spellEnd"/>
+            <w:r>
+              <w:rPr>
+                <w:rFonts w:ascii="Times New Roman" w:eastAsia="Times New Roman" w:hAnsi="Times New Roman" w:cs="Times New Roman"/>
+                <w:b/>
+                <w:bCs/>
+                <w:kern w:val="0"/>
+                <w14:ligatures w14:val="none"/>
+              </w:rPr>
+              <w:t xml:space="preserve"> baris)</w:t>
+            </w:r>
+            <w:r>
+              <w:rPr>
+                <w:rFonts w:ascii="Times New Roman" w:eastAsia="Times New Roman" w:hAnsi="Times New Roman" w:cs="Times New Roman"/>
+                <w:kern w:val="0"/>
+                <w14:ligatures w14:val="none"/>
+              </w:rPr>
+              <w:t xml:space="preserve"> dan </w:t>
+            </w:r>
+            <w:proofErr w:type="spellStart"/>
+            <w:r>
+              <w:rPr>
+                <w:rFonts w:ascii="Times New Roman" w:eastAsia="Times New Roman" w:hAnsi="Times New Roman" w:cs="Times New Roman"/>
+                <w:kern w:val="0"/>
+                <w14:ligatures w14:val="none"/>
+              </w:rPr>
+              <w:t>menghasilkan</w:t>
+            </w:r>
+            <w:proofErr w:type="spellEnd"/>
+            <w:r>
+              <w:rPr>
+                <w:rFonts w:ascii="Times New Roman" w:eastAsia="Times New Roman" w:hAnsi="Times New Roman" w:cs="Times New Roman"/>
+                <w:kern w:val="0"/>
+                <w14:ligatures w14:val="none"/>
+              </w:rPr>
+              <w:t xml:space="preserve"> </w:t>
+            </w:r>
+            <w:proofErr w:type="spellStart"/>
+            <w:r>
+              <w:rPr>
+                <w:rFonts w:ascii="Times New Roman" w:eastAsia="Times New Roman" w:hAnsi="Times New Roman" w:cs="Times New Roman"/>
+                <w:b/>
+                <w:bCs/>
+                <w:kern w:val="0"/>
+                <w14:ligatures w14:val="none"/>
+              </w:rPr>
+              <w:t>satu</w:t>
+            </w:r>
+            <w:proofErr w:type="spellEnd"/>
+            <w:r>
+              <w:rPr>
+                <w:rFonts w:ascii="Times New Roman" w:eastAsia="Times New Roman" w:hAnsi="Times New Roman" w:cs="Times New Roman"/>
+                <w:b/>
+                <w:bCs/>
+                <w:kern w:val="0"/>
+                <w14:ligatures w14:val="none"/>
+              </w:rPr>
+              <w:t xml:space="preserve"> </w:t>
+            </w:r>
+            <w:proofErr w:type="spellStart"/>
+            <w:r>
+              <w:rPr>
+                <w:rFonts w:ascii="Times New Roman" w:eastAsia="Times New Roman" w:hAnsi="Times New Roman" w:cs="Times New Roman"/>
+                <w:b/>
+                <w:bCs/>
+                <w:kern w:val="0"/>
+                <w14:ligatures w14:val="none"/>
+              </w:rPr>
+              <w:t>nilai</w:t>
+            </w:r>
+            <w:proofErr w:type="spellEnd"/>
+            <w:r>
+              <w:rPr>
+                <w:rFonts w:ascii="Times New Roman" w:eastAsia="Times New Roman" w:hAnsi="Times New Roman" w:cs="Times New Roman"/>
+                <w:b/>
+                <w:bCs/>
+                <w:kern w:val="0"/>
+                <w14:ligatures w14:val="none"/>
+              </w:rPr>
+              <w:t xml:space="preserve"> </w:t>
+            </w:r>
+            <w:proofErr w:type="spellStart"/>
+            <w:r>
+              <w:rPr>
+                <w:rFonts w:ascii="Times New Roman" w:eastAsia="Times New Roman" w:hAnsi="Times New Roman" w:cs="Times New Roman"/>
+                <w:b/>
+                <w:bCs/>
+                <w:kern w:val="0"/>
+                <w14:ligatures w14:val="none"/>
+              </w:rPr>
+              <w:t>hasil</w:t>
+            </w:r>
+            <w:proofErr w:type="spellEnd"/>
+          </w:p>
+        </w:tc>
+        <w:tc>
+          <w:tcPr>
+            <w:tcW w:w="0" w:type="auto"/>
+            <w:vAlign w:val="center"/>
+            <w:hideMark/>
+          </w:tcPr>
+          <w:p>
+            <w:pPr>
+              <w:spacing w:after="0" w:line="240" w:lineRule="auto"/>
+              <w:rPr>
+                <w:rFonts w:ascii="Times New Roman" w:eastAsia="Times New Roman" w:hAnsi="Times New Roman" w:cs="Times New Roman"/>
+                <w:kern w:val="0"/>
+                <w14:ligatures w14:val="none"/>
+              </w:rPr>
+            </w:pPr>
+            <w:r>
+              <w:rPr>
+                <w:rFonts w:ascii="Times New Roman" w:eastAsia="Times New Roman" w:hAnsi="Times New Roman" w:cs="Times New Roman"/>
+                <w:kern w:val="0"/>
+                <w14:ligatures w14:val="none"/>
+              </w:rPr>
+              <w:t xml:space="preserve">Function yang </w:t>
+            </w:r>
+            <w:proofErr w:type="spellStart"/>
+            <w:r>
+              <w:rPr>
+                <w:rFonts w:ascii="Times New Roman" w:eastAsia="Times New Roman" w:hAnsi="Times New Roman" w:cs="Times New Roman"/>
+                <w:kern w:val="0"/>
+                <w14:ligatures w14:val="none"/>
+              </w:rPr>
+              <w:t>bekerja</w:t>
+            </w:r>
+            <w:proofErr w:type="spellEnd"/>
+            <w:r>
+              <w:rPr>
+                <w:rFonts w:ascii="Times New Roman" w:eastAsia="Times New Roman" w:hAnsi="Times New Roman" w:cs="Times New Roman"/>
+                <w:kern w:val="0"/>
+                <w14:ligatures w14:val="none"/>
+              </w:rPr>
+              <w:t xml:space="preserve"> pada </w:t>
+            </w:r>
+            <w:proofErr w:type="spellStart"/>
+            <w:r>
+              <w:rPr>
+                <w:rFonts w:ascii="Times New Roman" w:eastAsia="Times New Roman" w:hAnsi="Times New Roman" w:cs="Times New Roman"/>
+                <w:b/>
+                <w:bCs/>
+                <w:kern w:val="0"/>
+                <w14:ligatures w14:val="none"/>
+              </w:rPr>
+              <w:t>satu</w:t>
+            </w:r>
+            <w:proofErr w:type="spellEnd"/>
+            <w:r>
+              <w:rPr>
+                <w:rFonts w:ascii="Times New Roman" w:eastAsia="Times New Roman" w:hAnsi="Times New Roman" w:cs="Times New Roman"/>
+                <w:b/>
+                <w:bCs/>
+                <w:kern w:val="0"/>
+                <w14:ligatures w14:val="none"/>
+              </w:rPr>
+              <w:t xml:space="preserve"> </w:t>
+            </w:r>
+            <w:proofErr w:type="spellStart"/>
+            <w:r>
+              <w:rPr>
+                <w:rFonts w:ascii="Times New Roman" w:eastAsia="Times New Roman" w:hAnsi="Times New Roman" w:cs="Times New Roman"/>
+                <w:b/>
+                <w:bCs/>
+                <w:kern w:val="0"/>
+                <w14:ligatures w14:val="none"/>
+              </w:rPr>
+              <w:t>nilai</w:t>
+            </w:r>
+            <w:proofErr w:type="spellEnd"/>
+            <w:r>
+              <w:rPr>
+                <w:rFonts w:ascii="Times New Roman" w:eastAsia="Times New Roman" w:hAnsi="Times New Roman" w:cs="Times New Roman"/>
+                <w:b/>
+                <w:bCs/>
+                <w:kern w:val="0"/>
+                <w14:ligatures w14:val="none"/>
+              </w:rPr>
+              <w:t xml:space="preserve"> input</w:t>
+            </w:r>
+            <w:r>
+              <w:rPr>
+                <w:rFonts w:ascii="Times New Roman" w:eastAsia="Times New Roman" w:hAnsi="Times New Roman" w:cs="Times New Roman"/>
+                <w:kern w:val="0"/>
+                <w14:ligatures w14:val="none"/>
+              </w:rPr>
+              <w:t xml:space="preserve"> dan </w:t>
+            </w:r>
+            <w:proofErr w:type="spellStart"/>
+            <w:r>
+              <w:rPr>
+                <w:rFonts w:ascii="Times New Roman" w:eastAsia="Times New Roman" w:hAnsi="Times New Roman" w:cs="Times New Roman"/>
+                <w:kern w:val="0"/>
+                <w14:ligatures w14:val="none"/>
+              </w:rPr>
+              <w:t>menghasilkan</w:t>
+            </w:r>
+            <w:proofErr w:type="spellEnd"/>
+            <w:r>
+              <w:rPr>
+                <w:rFonts w:ascii="Times New Roman" w:eastAsia="Times New Roman" w:hAnsi="Times New Roman" w:cs="Times New Roman"/>
+                <w:kern w:val="0"/>
+                <w14:ligatures w14:val="none"/>
+              </w:rPr>
+              <w:t xml:space="preserve"> </w:t>
+            </w:r>
+            <w:proofErr w:type="spellStart"/>
+            <w:r>
+              <w:rPr>
+                <w:rFonts w:ascii="Times New Roman" w:eastAsia="Times New Roman" w:hAnsi="Times New Roman" w:cs="Times New Roman"/>
+                <w:b/>
+                <w:bCs/>
+                <w:kern w:val="0"/>
+                <w14:ligatures w14:val="none"/>
+              </w:rPr>
+              <w:t>satu</w:t>
+            </w:r>
+            <w:proofErr w:type="spellEnd"/>
+            <w:r>
+              <w:rPr>
+                <w:rFonts w:ascii="Times New Roman" w:eastAsia="Times New Roman" w:hAnsi="Times New Roman" w:cs="Times New Roman"/>
+                <w:b/>
+                <w:bCs/>
+                <w:kern w:val="0"/>
+                <w14:ligatures w14:val="none"/>
+              </w:rPr>
+              <w:t xml:space="preserve"> </w:t>
+            </w:r>
+            <w:proofErr w:type="spellStart"/>
+            <w:r>
+              <w:rPr>
+                <w:rFonts w:ascii="Times New Roman" w:eastAsia="Times New Roman" w:hAnsi="Times New Roman" w:cs="Times New Roman"/>
+                <w:b/>
+                <w:bCs/>
+                <w:kern w:val="0"/>
+                <w14:ligatures w14:val="none"/>
+              </w:rPr>
+              <w:t>nilai</w:t>
+            </w:r>
+            <w:proofErr w:type="spellEnd"/>
+            <w:r>
+              <w:rPr>
+                <w:rFonts w:ascii="Times New Roman" w:eastAsia="Times New Roman" w:hAnsi="Times New Roman" w:cs="Times New Roman"/>
+                <w:b/>
+                <w:bCs/>
+                <w:kern w:val="0"/>
+                <w14:ligatures w14:val="none"/>
+              </w:rPr>
+              <w:t xml:space="preserve"> output</w:t>
+            </w:r>
+          </w:p>
+        </w:tc>
+      </w:tr>
+      <w:tr>
+        <w:trPr>
+          <w:tblCellSpacing w:w="15" w:type="dxa"/>
+        </w:trPr>
+        <w:tc>
+          <w:tcPr>
+            <w:tcW w:w="0" w:type="auto"/>
+            <w:vAlign w:val="center"/>
+            <w:hideMark/>
+          </w:tcPr>
+          <w:p>
+            <w:pPr>
+              <w:spacing w:after="0" w:line="240" w:lineRule="auto"/>
+              <w:rPr>
+                <w:rFonts w:ascii="Times New Roman" w:eastAsia="Times New Roman" w:hAnsi="Times New Roman" w:cs="Times New Roman"/>
+                <w:kern w:val="0"/>
+                <w14:ligatures w14:val="none"/>
+              </w:rPr>
+            </w:pPr>
+            <w:r>
+              <w:rPr>
+                <w:rFonts w:ascii="Times New Roman" w:eastAsia="Times New Roman" w:hAnsi="Times New Roman" w:cs="Times New Roman"/>
+                <w:kern w:val="0"/>
+                <w14:ligatures w14:val="none"/>
+              </w:rPr>
+              <w:t xml:space="preserve">Cara </w:t>
+            </w:r>
+            <w:proofErr w:type="spellStart"/>
+            <w:r>
+              <w:rPr>
+                <w:rFonts w:ascii="Times New Roman" w:eastAsia="Times New Roman" w:hAnsi="Times New Roman" w:cs="Times New Roman"/>
+                <w:kern w:val="0"/>
+                <w14:ligatures w14:val="none"/>
+              </w:rPr>
+              <w:t>Kerja</w:t>
+            </w:r>
+            <w:proofErr w:type="spellEnd"/>
+          </w:p>
+        </w:tc>
+        <w:tc>
+          <w:tcPr>
+            <w:tcW w:w="0" w:type="auto"/>
+            <w:vAlign w:val="center"/>
+            <w:hideMark/>
+          </w:tcPr>
+          <w:p>
+            <w:pPr>
+              <w:spacing w:after="0" w:line="240" w:lineRule="auto"/>
+              <w:rPr>
+                <w:rFonts w:ascii="Times New Roman" w:eastAsia="Times New Roman" w:hAnsi="Times New Roman" w:cs="Times New Roman"/>
+                <w:kern w:val="0"/>
+                <w14:ligatures w14:val="none"/>
+              </w:rPr>
+            </w:pPr>
+            <w:proofErr w:type="spellStart"/>
+            <w:r>
+              <w:rPr>
+                <w:rFonts w:ascii="Times New Roman" w:eastAsia="Times New Roman" w:hAnsi="Times New Roman" w:cs="Times New Roman"/>
+                <w:kern w:val="0"/>
+                <w14:ligatures w14:val="none"/>
+              </w:rPr>
+              <w:t>Mengolah</w:t>
+            </w:r>
+            <w:proofErr w:type="spellEnd"/>
+            <w:r>
+              <w:rPr>
+                <w:rFonts w:ascii="Times New Roman" w:eastAsia="Times New Roman" w:hAnsi="Times New Roman" w:cs="Times New Roman"/>
+                <w:kern w:val="0"/>
+                <w14:ligatures w14:val="none"/>
+              </w:rPr>
+              <w:t xml:space="preserve"> data </w:t>
+            </w:r>
+            <w:proofErr w:type="spellStart"/>
+            <w:r>
+              <w:rPr>
+                <w:rFonts w:ascii="Times New Roman" w:eastAsia="Times New Roman" w:hAnsi="Times New Roman" w:cs="Times New Roman"/>
+                <w:kern w:val="0"/>
+                <w14:ligatures w14:val="none"/>
+              </w:rPr>
+              <w:t>dari</w:t>
+            </w:r>
+            <w:proofErr w:type="spellEnd"/>
+            <w:r>
+              <w:rPr>
+                <w:rFonts w:ascii="Times New Roman" w:eastAsia="Times New Roman" w:hAnsi="Times New Roman" w:cs="Times New Roman"/>
+                <w:kern w:val="0"/>
+                <w14:ligatures w14:val="none"/>
+              </w:rPr>
+              <w:t xml:space="preserve"> </w:t>
+            </w:r>
+            <w:proofErr w:type="spellStart"/>
+            <w:r>
+              <w:rPr>
+                <w:rFonts w:ascii="Times New Roman" w:eastAsia="Times New Roman" w:hAnsi="Times New Roman" w:cs="Times New Roman"/>
+                <w:kern w:val="0"/>
+                <w14:ligatures w14:val="none"/>
+              </w:rPr>
+              <w:t>beberapa</w:t>
+            </w:r>
+            <w:proofErr w:type="spellEnd"/>
+            <w:r>
+              <w:rPr>
+                <w:rFonts w:ascii="Times New Roman" w:eastAsia="Times New Roman" w:hAnsi="Times New Roman" w:cs="Times New Roman"/>
+                <w:kern w:val="0"/>
+                <w14:ligatures w14:val="none"/>
+              </w:rPr>
+              <w:t xml:space="preserve"> baris </w:t>
+            </w:r>
+            <w:proofErr w:type="spellStart"/>
+            <w:r>
+              <w:rPr>
+                <w:rFonts w:ascii="Times New Roman" w:eastAsia="Times New Roman" w:hAnsi="Times New Roman" w:cs="Times New Roman"/>
+                <w:kern w:val="0"/>
+                <w14:ligatures w14:val="none"/>
+              </w:rPr>
+              <w:t>dalam</w:t>
+            </w:r>
+            <w:proofErr w:type="spellEnd"/>
+            <w:r>
+              <w:rPr>
+                <w:rFonts w:ascii="Times New Roman" w:eastAsia="Times New Roman" w:hAnsi="Times New Roman" w:cs="Times New Roman"/>
+                <w:kern w:val="0"/>
+                <w14:ligatures w14:val="none"/>
+              </w:rPr>
+              <w:t xml:space="preserve"> </w:t>
+            </w:r>
+            <w:proofErr w:type="spellStart"/>
+            <w:r>
+              <w:rPr>
+                <w:rFonts w:ascii="Times New Roman" w:eastAsia="Times New Roman" w:hAnsi="Times New Roman" w:cs="Times New Roman"/>
+                <w:kern w:val="0"/>
+                <w14:ligatures w14:val="none"/>
+              </w:rPr>
+              <w:t>tabel</w:t>
+            </w:r>
+            <w:proofErr w:type="spellEnd"/>
+          </w:p>
+        </w:tc>
+        <w:tc>
+          <w:tcPr>
+            <w:tcW w:w="0" w:type="auto"/>
+            <w:vAlign w:val="center"/>
+            <w:hideMark/>
+          </w:tcPr>
+          <w:p>
+            <w:pPr>
+              <w:spacing w:after="0" w:line="240" w:lineRule="auto"/>
+              <w:rPr>
+                <w:rFonts w:ascii="Times New Roman" w:eastAsia="Times New Roman" w:hAnsi="Times New Roman" w:cs="Times New Roman"/>
+                <w:kern w:val="0"/>
+                <w14:ligatures w14:val="none"/>
+              </w:rPr>
+            </w:pPr>
+            <w:proofErr w:type="spellStart"/>
+            <w:r>
+              <w:rPr>
+                <w:rFonts w:ascii="Times New Roman" w:eastAsia="Times New Roman" w:hAnsi="Times New Roman" w:cs="Times New Roman"/>
+                <w:kern w:val="0"/>
+                <w14:ligatures w14:val="none"/>
+              </w:rPr>
+              <w:t>Mengolah</w:t>
+            </w:r>
+            <w:proofErr w:type="spellEnd"/>
+            <w:r>
+              <w:rPr>
+                <w:rFonts w:ascii="Times New Roman" w:eastAsia="Times New Roman" w:hAnsi="Times New Roman" w:cs="Times New Roman"/>
+                <w:kern w:val="0"/>
+                <w14:ligatures w14:val="none"/>
+              </w:rPr>
+              <w:t xml:space="preserve"> data </w:t>
+            </w:r>
+            <w:proofErr w:type="spellStart"/>
+            <w:r>
+              <w:rPr>
+                <w:rFonts w:ascii="Times New Roman" w:eastAsia="Times New Roman" w:hAnsi="Times New Roman" w:cs="Times New Roman"/>
+                <w:kern w:val="0"/>
+                <w14:ligatures w14:val="none"/>
+              </w:rPr>
+              <w:t>dari</w:t>
+            </w:r>
+            <w:proofErr w:type="spellEnd"/>
+            <w:r>
+              <w:rPr>
+                <w:rFonts w:ascii="Times New Roman" w:eastAsia="Times New Roman" w:hAnsi="Times New Roman" w:cs="Times New Roman"/>
+                <w:kern w:val="0"/>
+                <w14:ligatures w14:val="none"/>
+              </w:rPr>
+              <w:t xml:space="preserve"> </w:t>
+            </w:r>
+            <w:proofErr w:type="spellStart"/>
+            <w:r>
+              <w:rPr>
+                <w:rFonts w:ascii="Times New Roman" w:eastAsia="Times New Roman" w:hAnsi="Times New Roman" w:cs="Times New Roman"/>
+                <w:kern w:val="0"/>
+                <w14:ligatures w14:val="none"/>
+              </w:rPr>
+              <w:t>satu</w:t>
+            </w:r>
+            <w:proofErr w:type="spellEnd"/>
+            <w:r>
+              <w:rPr>
+                <w:rFonts w:ascii="Times New Roman" w:eastAsia="Times New Roman" w:hAnsi="Times New Roman" w:cs="Times New Roman"/>
+                <w:kern w:val="0"/>
+                <w14:ligatures w14:val="none"/>
+              </w:rPr>
+              <w:t xml:space="preserve"> </w:t>
+            </w:r>
+            <w:proofErr w:type="spellStart"/>
+            <w:r>
+              <w:rPr>
+                <w:rFonts w:ascii="Times New Roman" w:eastAsia="Times New Roman" w:hAnsi="Times New Roman" w:cs="Times New Roman"/>
+                <w:kern w:val="0"/>
+                <w14:ligatures w14:val="none"/>
+              </w:rPr>
+              <w:t>kolom</w:t>
+            </w:r>
+            <w:proofErr w:type="spellEnd"/>
+            <w:r>
+              <w:rPr>
+                <w:rFonts w:ascii="Times New Roman" w:eastAsia="Times New Roman" w:hAnsi="Times New Roman" w:cs="Times New Roman"/>
+                <w:kern w:val="0"/>
+                <w14:ligatures w14:val="none"/>
+              </w:rPr>
+              <w:t xml:space="preserve"> pada </w:t>
+            </w:r>
+            <w:proofErr w:type="spellStart"/>
+            <w:r>
+              <w:rPr>
+                <w:rFonts w:ascii="Times New Roman" w:eastAsia="Times New Roman" w:hAnsi="Times New Roman" w:cs="Times New Roman"/>
+                <w:kern w:val="0"/>
+                <w14:ligatures w14:val="none"/>
+              </w:rPr>
+              <w:t>setiap</w:t>
+            </w:r>
+            <w:proofErr w:type="spellEnd"/>
+            <w:r>
+              <w:rPr>
+                <w:rFonts w:ascii="Times New Roman" w:eastAsia="Times New Roman" w:hAnsi="Times New Roman" w:cs="Times New Roman"/>
+                <w:kern w:val="0"/>
+                <w14:ligatures w14:val="none"/>
+              </w:rPr>
+              <w:t xml:space="preserve"> baris</w:t>
+            </w:r>
+          </w:p>
+        </w:tc>
+      </w:tr>
+      <w:tr>
+        <w:trPr>
+          <w:tblCellSpacing w:w="15" w:type="dxa"/>
+        </w:trPr>
+        <w:tc>
+          <w:tcPr>
+            <w:tcW w:w="0" w:type="auto"/>
+            <w:vAlign w:val="center"/>
+            <w:hideMark/>
+          </w:tcPr>
+          <w:p>
+            <w:pPr>
+              <w:spacing w:after="0" w:line="240" w:lineRule="auto"/>
+              <w:rPr>
+                <w:rFonts w:ascii="Times New Roman" w:eastAsia="Times New Roman" w:hAnsi="Times New Roman" w:cs="Times New Roman"/>
+                <w:kern w:val="0"/>
+                <w14:ligatures w14:val="none"/>
+              </w:rPr>
+            </w:pPr>
+            <w:proofErr w:type="spellStart"/>
+            <w:r>
+              <w:rPr>
+                <w:rFonts w:ascii="Times New Roman" w:eastAsia="Times New Roman" w:hAnsi="Times New Roman" w:cs="Times New Roman"/>
+                <w:kern w:val="0"/>
+                <w14:ligatures w14:val="none"/>
+              </w:rPr>
+              <w:t>Jumlah</w:t>
+            </w:r>
+            <w:proofErr w:type="spellEnd"/>
+            <w:r>
+              <w:rPr>
+                <w:rFonts w:ascii="Times New Roman" w:eastAsia="Times New Roman" w:hAnsi="Times New Roman" w:cs="Times New Roman"/>
+                <w:kern w:val="0"/>
+                <w14:ligatures w14:val="none"/>
+              </w:rPr>
+              <w:t xml:space="preserve"> Hasil</w:t>
+            </w:r>
+          </w:p>
+        </w:tc>
+        <w:tc>
+          <w:tcPr>
+            <w:tcW w:w="0" w:type="auto"/>
+            <w:vAlign w:val="center"/>
+            <w:hideMark/>
+          </w:tcPr>
+          <w:p>
+            <w:pPr>
+              <w:spacing w:after="0" w:line="240" w:lineRule="auto"/>
+              <w:rPr>
+                <w:rFonts w:ascii="Times New Roman" w:eastAsia="Times New Roman" w:hAnsi="Times New Roman" w:cs="Times New Roman"/>
+                <w:kern w:val="0"/>
+                <w14:ligatures w14:val="none"/>
+              </w:rPr>
+            </w:pPr>
+            <w:proofErr w:type="spellStart"/>
+            <w:r>
+              <w:rPr>
+                <w:rFonts w:ascii="Times New Roman" w:eastAsia="Times New Roman" w:hAnsi="Times New Roman" w:cs="Times New Roman"/>
+                <w:kern w:val="0"/>
+                <w14:ligatures w14:val="none"/>
+              </w:rPr>
+              <w:t>Menghasilkan</w:t>
+            </w:r>
+            <w:proofErr w:type="spellEnd"/>
+            <w:r>
+              <w:rPr>
+                <w:rFonts w:ascii="Times New Roman" w:eastAsia="Times New Roman" w:hAnsi="Times New Roman" w:cs="Times New Roman"/>
+                <w:kern w:val="0"/>
+                <w14:ligatures w14:val="none"/>
+              </w:rPr>
+              <w:t xml:space="preserve"> </w:t>
+            </w:r>
+            <w:proofErr w:type="spellStart"/>
+            <w:r>
+              <w:rPr>
+                <w:rFonts w:ascii="Times New Roman" w:eastAsia="Times New Roman" w:hAnsi="Times New Roman" w:cs="Times New Roman"/>
+                <w:b/>
+                <w:bCs/>
+                <w:kern w:val="0"/>
+                <w14:ligatures w14:val="none"/>
+              </w:rPr>
+              <w:t>satu</w:t>
+            </w:r>
+            <w:proofErr w:type="spellEnd"/>
+            <w:r>
+              <w:rPr>
+                <w:rFonts w:ascii="Times New Roman" w:eastAsia="Times New Roman" w:hAnsi="Times New Roman" w:cs="Times New Roman"/>
+                <w:b/>
+                <w:bCs/>
+                <w:kern w:val="0"/>
+                <w14:ligatures w14:val="none"/>
+              </w:rPr>
+              <w:t xml:space="preserve"> </w:t>
+            </w:r>
+            <w:proofErr w:type="spellStart"/>
+            <w:r>
+              <w:rPr>
+                <w:rFonts w:ascii="Times New Roman" w:eastAsia="Times New Roman" w:hAnsi="Times New Roman" w:cs="Times New Roman"/>
+                <w:b/>
+                <w:bCs/>
+                <w:kern w:val="0"/>
+                <w14:ligatures w14:val="none"/>
+              </w:rPr>
+              <w:t>nilai</w:t>
+            </w:r>
+            <w:proofErr w:type="spellEnd"/>
+            <w:r>
+              <w:rPr>
+                <w:rFonts w:ascii="Times New Roman" w:eastAsia="Times New Roman" w:hAnsi="Times New Roman" w:cs="Times New Roman"/>
+                <w:b/>
+                <w:bCs/>
+                <w:kern w:val="0"/>
+                <w14:ligatures w14:val="none"/>
+              </w:rPr>
+              <w:t xml:space="preserve"> </w:t>
+            </w:r>
+            <w:proofErr w:type="spellStart"/>
+            <w:r>
+              <w:rPr>
+                <w:rFonts w:ascii="Times New Roman" w:eastAsia="Times New Roman" w:hAnsi="Times New Roman" w:cs="Times New Roman"/>
+                <w:b/>
+                <w:bCs/>
+                <w:kern w:val="0"/>
+                <w14:ligatures w14:val="none"/>
+              </w:rPr>
+              <w:t>untuk</w:t>
+            </w:r>
+            <w:proofErr w:type="spellEnd"/>
+            <w:r>
+              <w:rPr>
+                <w:rFonts w:ascii="Times New Roman" w:eastAsia="Times New Roman" w:hAnsi="Times New Roman" w:cs="Times New Roman"/>
+                <w:b/>
+                <w:bCs/>
+                <w:kern w:val="0"/>
+                <w14:ligatures w14:val="none"/>
+              </w:rPr>
+              <w:t xml:space="preserve"> </w:t>
+            </w:r>
+            <w:proofErr w:type="spellStart"/>
+            <w:r>
+              <w:rPr>
+                <w:rFonts w:ascii="Times New Roman" w:eastAsia="Times New Roman" w:hAnsi="Times New Roman" w:cs="Times New Roman"/>
+                <w:b/>
+                <w:bCs/>
+                <w:kern w:val="0"/>
+                <w14:ligatures w14:val="none"/>
+              </w:rPr>
+              <w:t>satu</w:t>
+            </w:r>
+            <w:proofErr w:type="spellEnd"/>
+            <w:r>
+              <w:rPr>
+                <w:rFonts w:ascii="Times New Roman" w:eastAsia="Times New Roman" w:hAnsi="Times New Roman" w:cs="Times New Roman"/>
+                <w:b/>
+                <w:bCs/>
+                <w:kern w:val="0"/>
+                <w14:ligatures w14:val="none"/>
+              </w:rPr>
+              <w:t xml:space="preserve"> </w:t>
+            </w:r>
+            <w:proofErr w:type="spellStart"/>
+            <w:r>
+              <w:rPr>
+                <w:rFonts w:ascii="Times New Roman" w:eastAsia="Times New Roman" w:hAnsi="Times New Roman" w:cs="Times New Roman"/>
+                <w:b/>
+                <w:bCs/>
+                <w:kern w:val="0"/>
+                <w14:ligatures w14:val="none"/>
+              </w:rPr>
+              <w:t>grup</w:t>
+            </w:r>
+            <w:proofErr w:type="spellEnd"/>
+            <w:r>
+              <w:rPr>
+                <w:rFonts w:ascii="Times New Roman" w:eastAsia="Times New Roman" w:hAnsi="Times New Roman" w:cs="Times New Roman"/>
+                <w:b/>
+                <w:bCs/>
+                <w:kern w:val="0"/>
+                <w14:ligatures w14:val="none"/>
+              </w:rPr>
+              <w:t xml:space="preserve"> data</w:t>
+            </w:r>
+          </w:p>
+        </w:tc>
+        <w:tc>
+          <w:tcPr>
+            <w:tcW w:w="0" w:type="auto"/>
+            <w:vAlign w:val="center"/>
+            <w:hideMark/>
+          </w:tcPr>
+          <w:p>
+            <w:pPr>
+              <w:spacing w:after="0" w:line="240" w:lineRule="auto"/>
+              <w:rPr>
+                <w:rFonts w:ascii="Times New Roman" w:eastAsia="Times New Roman" w:hAnsi="Times New Roman" w:cs="Times New Roman"/>
+                <w:kern w:val="0"/>
+                <w14:ligatures w14:val="none"/>
+              </w:rPr>
+            </w:pPr>
+            <w:proofErr w:type="spellStart"/>
+            <w:r>
+              <w:rPr>
+                <w:rFonts w:ascii="Times New Roman" w:eastAsia="Times New Roman" w:hAnsi="Times New Roman" w:cs="Times New Roman"/>
+                <w:kern w:val="0"/>
+                <w14:ligatures w14:val="none"/>
+              </w:rPr>
+              <w:t>Menghasilkan</w:t>
+            </w:r>
+            <w:proofErr w:type="spellEnd"/>
+            <w:r>
+              <w:rPr>
+                <w:rFonts w:ascii="Times New Roman" w:eastAsia="Times New Roman" w:hAnsi="Times New Roman" w:cs="Times New Roman"/>
+                <w:kern w:val="0"/>
+                <w14:ligatures w14:val="none"/>
+              </w:rPr>
+              <w:t xml:space="preserve"> </w:t>
+            </w:r>
+            <w:proofErr w:type="spellStart"/>
+            <w:r>
+              <w:rPr>
+                <w:rFonts w:ascii="Times New Roman" w:eastAsia="Times New Roman" w:hAnsi="Times New Roman" w:cs="Times New Roman"/>
+                <w:b/>
+                <w:bCs/>
+                <w:kern w:val="0"/>
+                <w14:ligatures w14:val="none"/>
+              </w:rPr>
+              <w:t>satu</w:t>
+            </w:r>
+            <w:proofErr w:type="spellEnd"/>
+            <w:r>
+              <w:rPr>
+                <w:rFonts w:ascii="Times New Roman" w:eastAsia="Times New Roman" w:hAnsi="Times New Roman" w:cs="Times New Roman"/>
+                <w:b/>
+                <w:bCs/>
+                <w:kern w:val="0"/>
+                <w14:ligatures w14:val="none"/>
+              </w:rPr>
+              <w:t xml:space="preserve"> </w:t>
+            </w:r>
+            <w:proofErr w:type="spellStart"/>
+            <w:r>
+              <w:rPr>
+                <w:rFonts w:ascii="Times New Roman" w:eastAsia="Times New Roman" w:hAnsi="Times New Roman" w:cs="Times New Roman"/>
+                <w:b/>
+                <w:bCs/>
+                <w:kern w:val="0"/>
+                <w14:ligatures w14:val="none"/>
+              </w:rPr>
+              <w:t>nilai</w:t>
+            </w:r>
+            <w:proofErr w:type="spellEnd"/>
+            <w:r>
+              <w:rPr>
+                <w:rFonts w:ascii="Times New Roman" w:eastAsia="Times New Roman" w:hAnsi="Times New Roman" w:cs="Times New Roman"/>
+                <w:b/>
+                <w:bCs/>
+                <w:kern w:val="0"/>
+                <w14:ligatures w14:val="none"/>
+              </w:rPr>
+              <w:t xml:space="preserve"> </w:t>
+            </w:r>
+            <w:proofErr w:type="spellStart"/>
+            <w:r>
+              <w:rPr>
+                <w:rFonts w:ascii="Times New Roman" w:eastAsia="Times New Roman" w:hAnsi="Times New Roman" w:cs="Times New Roman"/>
+                <w:b/>
+                <w:bCs/>
+                <w:kern w:val="0"/>
+                <w14:ligatures w14:val="none"/>
+              </w:rPr>
+              <w:t>untuk</w:t>
+            </w:r>
+            <w:proofErr w:type="spellEnd"/>
+            <w:r>
+              <w:rPr>
+                <w:rFonts w:ascii="Times New Roman" w:eastAsia="Times New Roman" w:hAnsi="Times New Roman" w:cs="Times New Roman"/>
+                <w:b/>
+                <w:bCs/>
+                <w:kern w:val="0"/>
+                <w14:ligatures w14:val="none"/>
+              </w:rPr>
+              <w:t xml:space="preserve"> </w:t>
+            </w:r>
+            <w:proofErr w:type="spellStart"/>
+            <w:r>
+              <w:rPr>
+                <w:rFonts w:ascii="Times New Roman" w:eastAsia="Times New Roman" w:hAnsi="Times New Roman" w:cs="Times New Roman"/>
+                <w:b/>
+                <w:bCs/>
+                <w:kern w:val="0"/>
+                <w14:ligatures w14:val="none"/>
+              </w:rPr>
+              <w:t>setiap</w:t>
+            </w:r>
+            <w:proofErr w:type="spellEnd"/>
+            <w:r>
+              <w:rPr>
+                <w:rFonts w:ascii="Times New Roman" w:eastAsia="Times New Roman" w:hAnsi="Times New Roman" w:cs="Times New Roman"/>
+                <w:b/>
+                <w:bCs/>
+                <w:kern w:val="0"/>
+                <w14:ligatures w14:val="none"/>
+              </w:rPr>
+              <w:t xml:space="preserve"> baris</w:t>
+            </w:r>
+          </w:p>
+        </w:tc>
+      </w:tr>
+      <w:tr>
+        <w:trPr>
+          <w:tblCellSpacing w:w="15" w:type="dxa"/>
+        </w:trPr>
+        <w:tc>
+          <w:tcPr>
+            <w:tcW w:w="0" w:type="auto"/>
+            <w:vAlign w:val="center"/>
+            <w:hideMark/>
+          </w:tcPr>
+          <w:p>
+            <w:pPr>
+              <w:spacing w:after="0" w:line="240" w:lineRule="auto"/>
+              <w:rPr>
+                <w:rFonts w:ascii="Times New Roman" w:eastAsia="Times New Roman" w:hAnsi="Times New Roman" w:cs="Times New Roman"/>
+                <w:kern w:val="0"/>
+                <w14:ligatures w14:val="none"/>
+              </w:rPr>
+            </w:pPr>
+            <w:proofErr w:type="spellStart"/>
+            <w:r>
+              <w:rPr>
+                <w:rFonts w:ascii="Times New Roman" w:eastAsia="Times New Roman" w:hAnsi="Times New Roman" w:cs="Times New Roman"/>
+                <w:kern w:val="0"/>
+                <w14:ligatures w14:val="none"/>
+              </w:rPr>
+              <w:t>Penggunaan</w:t>
+            </w:r>
+            <w:proofErr w:type="spellEnd"/>
+            <w:r>
+              <w:rPr>
+                <w:rFonts w:ascii="Times New Roman" w:eastAsia="Times New Roman" w:hAnsi="Times New Roman" w:cs="Times New Roman"/>
+                <w:kern w:val="0"/>
+                <w14:ligatures w14:val="none"/>
+              </w:rPr>
+              <w:t xml:space="preserve"> Umum</w:t>
+            </w:r>
+          </w:p>
+        </w:tc>
+        <w:tc>
+          <w:tcPr>
+            <w:tcW w:w="0" w:type="auto"/>
+            <w:vAlign w:val="center"/>
+            <w:hideMark/>
+          </w:tcPr>
+          <w:p>
+            <w:pPr>
+              <w:spacing w:after="0" w:line="240" w:lineRule="auto"/>
+              <w:rPr>
+                <w:rFonts w:ascii="Times New Roman" w:eastAsia="Times New Roman" w:hAnsi="Times New Roman" w:cs="Times New Roman"/>
+                <w:kern w:val="0"/>
+                <w14:ligatures w14:val="none"/>
+              </w:rPr>
+            </w:pPr>
+            <w:proofErr w:type="spellStart"/>
+            <w:r>
+              <w:rPr>
+                <w:rFonts w:ascii="Times New Roman" w:eastAsia="Times New Roman" w:hAnsi="Times New Roman" w:cs="Times New Roman"/>
+                <w:kern w:val="0"/>
+                <w14:ligatures w14:val="none"/>
+              </w:rPr>
+              <w:t>Digunakan</w:t>
+            </w:r>
+            <w:proofErr w:type="spellEnd"/>
+            <w:r>
+              <w:rPr>
+                <w:rFonts w:ascii="Times New Roman" w:eastAsia="Times New Roman" w:hAnsi="Times New Roman" w:cs="Times New Roman"/>
+                <w:kern w:val="0"/>
+                <w14:ligatures w14:val="none"/>
+              </w:rPr>
+              <w:t xml:space="preserve"> </w:t>
+            </w:r>
+            <w:proofErr w:type="spellStart"/>
+            <w:r>
+              <w:rPr>
+                <w:rFonts w:ascii="Times New Roman" w:eastAsia="Times New Roman" w:hAnsi="Times New Roman" w:cs="Times New Roman"/>
+                <w:kern w:val="0"/>
+                <w14:ligatures w14:val="none"/>
+              </w:rPr>
+              <w:t>bersama</w:t>
+            </w:r>
+            <w:proofErr w:type="spellEnd"/>
+            <w:r>
+              <w:rPr>
+                <w:rFonts w:ascii="Times New Roman" w:eastAsia="Times New Roman" w:hAnsi="Times New Roman" w:cs="Times New Roman"/>
+                <w:kern w:val="0"/>
+                <w14:ligatures w14:val="none"/>
+              </w:rPr>
+              <w:t xml:space="preserve"> </w:t>
+            </w:r>
+            <w:r>
+              <w:rPr>
+                <w:rFonts w:ascii="Times New Roman" w:eastAsia="Times New Roman" w:hAnsi="Times New Roman" w:cs="Times New Roman"/>
+                <w:b/>
+                <w:bCs/>
+                <w:kern w:val="0"/>
+                <w14:ligatures w14:val="none"/>
+              </w:rPr>
+              <w:t>GROUP BY</w:t>
+            </w:r>
+            <w:r>
+              <w:rPr>
+                <w:rFonts w:ascii="Times New Roman" w:eastAsia="Times New Roman" w:hAnsi="Times New Roman" w:cs="Times New Roman"/>
+                <w:kern w:val="0"/>
+                <w14:ligatures w14:val="none"/>
+              </w:rPr>
+              <w:t xml:space="preserve"> </w:t>
+            </w:r>
+            <w:proofErr w:type="spellStart"/>
+            <w:r>
+              <w:rPr>
+                <w:rFonts w:ascii="Times New Roman" w:eastAsia="Times New Roman" w:hAnsi="Times New Roman" w:cs="Times New Roman"/>
+                <w:kern w:val="0"/>
+                <w14:ligatures w14:val="none"/>
+              </w:rPr>
+              <w:t>atau</w:t>
+            </w:r>
+            <w:proofErr w:type="spellEnd"/>
+            <w:r>
+              <w:rPr>
+                <w:rFonts w:ascii="Times New Roman" w:eastAsia="Times New Roman" w:hAnsi="Times New Roman" w:cs="Times New Roman"/>
+                <w:kern w:val="0"/>
+                <w14:ligatures w14:val="none"/>
+              </w:rPr>
+              <w:t xml:space="preserve"> </w:t>
+            </w:r>
+            <w:proofErr w:type="spellStart"/>
+            <w:r>
+              <w:rPr>
+                <w:rFonts w:ascii="Times New Roman" w:eastAsia="Times New Roman" w:hAnsi="Times New Roman" w:cs="Times New Roman"/>
+                <w:kern w:val="0"/>
+                <w14:ligatures w14:val="none"/>
+              </w:rPr>
+              <w:t>untuk</w:t>
+            </w:r>
+            <w:proofErr w:type="spellEnd"/>
+            <w:r>
+              <w:rPr>
+                <w:rFonts w:ascii="Times New Roman" w:eastAsia="Times New Roman" w:hAnsi="Times New Roman" w:cs="Times New Roman"/>
+                <w:kern w:val="0"/>
+                <w14:ligatures w14:val="none"/>
+              </w:rPr>
+              <w:t xml:space="preserve"> </w:t>
+            </w:r>
+            <w:proofErr w:type="spellStart"/>
+            <w:r>
+              <w:rPr>
+                <w:rFonts w:ascii="Times New Roman" w:eastAsia="Times New Roman" w:hAnsi="Times New Roman" w:cs="Times New Roman"/>
+                <w:kern w:val="0"/>
+                <w14:ligatures w14:val="none"/>
+              </w:rPr>
+              <w:t>menghitung</w:t>
+            </w:r>
+            <w:proofErr w:type="spellEnd"/>
+            <w:r>
+              <w:rPr>
+                <w:rFonts w:ascii="Times New Roman" w:eastAsia="Times New Roman" w:hAnsi="Times New Roman" w:cs="Times New Roman"/>
+                <w:kern w:val="0"/>
+                <w14:ligatures w14:val="none"/>
+              </w:rPr>
+              <w:t xml:space="preserve"> </w:t>
+            </w:r>
+            <w:proofErr w:type="spellStart"/>
+            <w:r>
+              <w:rPr>
+                <w:rFonts w:ascii="Times New Roman" w:eastAsia="Times New Roman" w:hAnsi="Times New Roman" w:cs="Times New Roman"/>
+                <w:kern w:val="0"/>
+                <w14:ligatures w14:val="none"/>
+              </w:rPr>
+              <w:t>keseluruhan</w:t>
+            </w:r>
+            <w:proofErr w:type="spellEnd"/>
+            <w:r>
+              <w:rPr>
+                <w:rFonts w:ascii="Times New Roman" w:eastAsia="Times New Roman" w:hAnsi="Times New Roman" w:cs="Times New Roman"/>
+                <w:kern w:val="0"/>
+                <w14:ligatures w14:val="none"/>
+              </w:rPr>
+              <w:t xml:space="preserve"> data</w:t>
+            </w:r>
+          </w:p>
+        </w:tc>
+        <w:tc>
+          <w:tcPr>
+            <w:tcW w:w="0" w:type="auto"/>
+            <w:vAlign w:val="center"/>
+            <w:hideMark/>
+          </w:tcPr>
+          <w:p>
+            <w:pPr>
+              <w:spacing w:after="0" w:line="240" w:lineRule="auto"/>
+              <w:rPr>
+                <w:rFonts w:ascii="Times New Roman" w:eastAsia="Times New Roman" w:hAnsi="Times New Roman" w:cs="Times New Roman"/>
+                <w:kern w:val="0"/>
+                <w14:ligatures w14:val="none"/>
+              </w:rPr>
+            </w:pPr>
+            <w:proofErr w:type="spellStart"/>
+            <w:r>
+              <w:rPr>
+                <w:rFonts w:ascii="Times New Roman" w:eastAsia="Times New Roman" w:hAnsi="Times New Roman" w:cs="Times New Roman"/>
+                <w:kern w:val="0"/>
+                <w14:ligatures w14:val="none"/>
+              </w:rPr>
+              <w:t>Digunakan</w:t>
+            </w:r>
+            <w:proofErr w:type="spellEnd"/>
+            <w:r>
+              <w:rPr>
+                <w:rFonts w:ascii="Times New Roman" w:eastAsia="Times New Roman" w:hAnsi="Times New Roman" w:cs="Times New Roman"/>
+                <w:kern w:val="0"/>
+                <w14:ligatures w14:val="none"/>
+              </w:rPr>
+              <w:t xml:space="preserve"> </w:t>
+            </w:r>
+            <w:proofErr w:type="spellStart"/>
+            <w:r>
+              <w:rPr>
+                <w:rFonts w:ascii="Times New Roman" w:eastAsia="Times New Roman" w:hAnsi="Times New Roman" w:cs="Times New Roman"/>
+                <w:kern w:val="0"/>
+                <w14:ligatures w14:val="none"/>
+              </w:rPr>
+              <w:t>untuk</w:t>
+            </w:r>
+            <w:proofErr w:type="spellEnd"/>
+            <w:r>
+              <w:rPr>
+                <w:rFonts w:ascii="Times New Roman" w:eastAsia="Times New Roman" w:hAnsi="Times New Roman" w:cs="Times New Roman"/>
+                <w:kern w:val="0"/>
+                <w14:ligatures w14:val="none"/>
+              </w:rPr>
+              <w:t xml:space="preserve"> </w:t>
+            </w:r>
+            <w:proofErr w:type="spellStart"/>
+            <w:r>
+              <w:rPr>
+                <w:rFonts w:ascii="Times New Roman" w:eastAsia="Times New Roman" w:hAnsi="Times New Roman" w:cs="Times New Roman"/>
+                <w:b/>
+                <w:bCs/>
+                <w:kern w:val="0"/>
+                <w14:ligatures w14:val="none"/>
+              </w:rPr>
+              <w:t>memanipulasi</w:t>
+            </w:r>
+            <w:proofErr w:type="spellEnd"/>
+            <w:r>
+              <w:rPr>
+                <w:rFonts w:ascii="Times New Roman" w:eastAsia="Times New Roman" w:hAnsi="Times New Roman" w:cs="Times New Roman"/>
+                <w:b/>
+                <w:bCs/>
+                <w:kern w:val="0"/>
+                <w14:ligatures w14:val="none"/>
+              </w:rPr>
+              <w:t xml:space="preserve"> data </w:t>
+            </w:r>
+            <w:proofErr w:type="spellStart"/>
+            <w:r>
+              <w:rPr>
+                <w:rFonts w:ascii="Times New Roman" w:eastAsia="Times New Roman" w:hAnsi="Times New Roman" w:cs="Times New Roman"/>
+                <w:b/>
+                <w:bCs/>
+                <w:kern w:val="0"/>
+                <w14:ligatures w14:val="none"/>
+              </w:rPr>
+              <w:t>tiap</w:t>
+            </w:r>
+            <w:proofErr w:type="spellEnd"/>
+            <w:r>
+              <w:rPr>
+                <w:rFonts w:ascii="Times New Roman" w:eastAsia="Times New Roman" w:hAnsi="Times New Roman" w:cs="Times New Roman"/>
+                <w:b/>
+                <w:bCs/>
+                <w:kern w:val="0"/>
+                <w14:ligatures w14:val="none"/>
+              </w:rPr>
+              <w:t xml:space="preserve"> baris</w:t>
+            </w:r>
+          </w:p>
+        </w:tc>
+      </w:tr>
+      <w:tr>
+        <w:trPr>
+          <w:tblCellSpacing w:w="15" w:type="dxa"/>
+        </w:trPr>
+        <w:tc>
+          <w:tcPr>
+            <w:tcW w:w="0" w:type="auto"/>
+            <w:vAlign w:val="center"/>
+            <w:hideMark/>
+          </w:tcPr>
+          <w:p>
+            <w:pPr>
+              <w:spacing w:after="0" w:line="240" w:lineRule="auto"/>
+              <w:rPr>
+                <w:rFonts w:ascii="Times New Roman" w:eastAsia="Times New Roman" w:hAnsi="Times New Roman" w:cs="Times New Roman"/>
+                <w:kern w:val="0"/>
+                <w14:ligatures w14:val="none"/>
+              </w:rPr>
+            </w:pPr>
+            <w:proofErr w:type="spellStart"/>
+            <w:r>
+              <w:rPr>
+                <w:rFonts w:ascii="Times New Roman" w:eastAsia="Times New Roman" w:hAnsi="Times New Roman" w:cs="Times New Roman"/>
+                <w:kern w:val="0"/>
+                <w14:ligatures w14:val="none"/>
+              </w:rPr>
+              <w:t>Contoh</w:t>
+            </w:r>
+            <w:proofErr w:type="spellEnd"/>
+            <w:r>
+              <w:rPr>
+                <w:rFonts w:ascii="Times New Roman" w:eastAsia="Times New Roman" w:hAnsi="Times New Roman" w:cs="Times New Roman"/>
+                <w:kern w:val="0"/>
+                <w14:ligatures w14:val="none"/>
+              </w:rPr>
+              <w:t xml:space="preserve"> Function</w:t>
+            </w:r>
+          </w:p>
+        </w:tc>
+        <w:tc>
+          <w:tcPr>
+            <w:tcW w:w="0" w:type="auto"/>
+            <w:vAlign w:val="center"/>
+            <w:hideMark/>
+          </w:tcPr>
+          <w:p>
+            <w:pPr>
+              <w:spacing w:after="0" w:line="240" w:lineRule="auto"/>
+              <w:rPr>
+                <w:rFonts w:ascii="Times New Roman" w:eastAsia="Times New Roman" w:hAnsi="Times New Roman" w:cs="Times New Roman"/>
+                <w:kern w:val="0"/>
+                <w14:ligatures w14:val="none"/>
+              </w:rPr>
+            </w:pPr>
+            <w:proofErr w:type="gramStart"/>
+            <w:r>
+              <w:rPr>
+                <w:rFonts w:ascii="Courier New" w:eastAsia="Times New Roman" w:hAnsi="Courier New" w:cs="Courier New"/>
+                <w:kern w:val="0"/>
+                <w:sz w:val="20"/>
+                <w:szCs w:val="20"/>
+                <w14:ligatures w14:val="none"/>
+              </w:rPr>
+              <w:t>COUNT(</w:t>
+            </w:r>
+            <w:proofErr w:type="gramEnd"/>
+            <w:r>
+              <w:rPr>
+                <w:rFonts w:ascii="Courier New" w:eastAsia="Times New Roman" w:hAnsi="Courier New" w:cs="Courier New"/>
+                <w:kern w:val="0"/>
+                <w:sz w:val="20"/>
+                <w:szCs w:val="20"/>
+                <w14:ligatures w14:val="none"/>
+              </w:rPr>
+              <w:t>)</w:t>
+            </w:r>
+            <w:r>
+              <w:rPr>
+                <w:rFonts w:ascii="Times New Roman" w:eastAsia="Times New Roman" w:hAnsi="Times New Roman" w:cs="Times New Roman"/>
+                <w:kern w:val="0"/>
+                <w14:ligatures w14:val="none"/>
+              </w:rPr>
+              <w:t xml:space="preserve">, </w:t>
+            </w:r>
+            <w:proofErr w:type="gramStart"/>
+            <w:r>
+              <w:rPr>
+                <w:rFonts w:ascii="Courier New" w:eastAsia="Times New Roman" w:hAnsi="Courier New" w:cs="Courier New"/>
+                <w:kern w:val="0"/>
+                <w:sz w:val="20"/>
+                <w:szCs w:val="20"/>
+                <w14:ligatures w14:val="none"/>
+              </w:rPr>
+              <w:t>SUM(</w:t>
+            </w:r>
+            <w:proofErr w:type="gramEnd"/>
+            <w:r>
+              <w:rPr>
+                <w:rFonts w:ascii="Courier New" w:eastAsia="Times New Roman" w:hAnsi="Courier New" w:cs="Courier New"/>
+                <w:kern w:val="0"/>
+                <w:sz w:val="20"/>
+                <w:szCs w:val="20"/>
+                <w14:ligatures w14:val="none"/>
+              </w:rPr>
+              <w:t>)</w:t>
+            </w:r>
+            <w:r>
+              <w:rPr>
+                <w:rFonts w:ascii="Times New Roman" w:eastAsia="Times New Roman" w:hAnsi="Times New Roman" w:cs="Times New Roman"/>
+                <w:kern w:val="0"/>
+                <w14:ligatures w14:val="none"/>
+              </w:rPr>
+              <w:t xml:space="preserve">, </w:t>
+            </w:r>
+            <w:proofErr w:type="gramStart"/>
+            <w:r>
+              <w:rPr>
+                <w:rFonts w:ascii="Courier New" w:eastAsia="Times New Roman" w:hAnsi="Courier New" w:cs="Courier New"/>
+                <w:kern w:val="0"/>
+                <w:sz w:val="20"/>
+                <w:szCs w:val="20"/>
+                <w14:ligatures w14:val="none"/>
+              </w:rPr>
+              <w:t>AVG(</w:t>
+            </w:r>
+            <w:proofErr w:type="gramEnd"/>
+            <w:r>
+              <w:rPr>
+                <w:rFonts w:ascii="Courier New" w:eastAsia="Times New Roman" w:hAnsi="Courier New" w:cs="Courier New"/>
+                <w:kern w:val="0"/>
+                <w:sz w:val="20"/>
+                <w:szCs w:val="20"/>
+                <w14:ligatures w14:val="none"/>
+              </w:rPr>
+              <w:t>)</w:t>
+            </w:r>
+            <w:r>
+              <w:rPr>
+                <w:rFonts w:ascii="Times New Roman" w:eastAsia="Times New Roman" w:hAnsi="Times New Roman" w:cs="Times New Roman"/>
+                <w:kern w:val="0"/>
+                <w14:ligatures w14:val="none"/>
+              </w:rPr>
+              <w:t xml:space="preserve">, </w:t>
+            </w:r>
+            <w:proofErr w:type="gramStart"/>
+            <w:r>
+              <w:rPr>
+                <w:rFonts w:ascii="Courier New" w:eastAsia="Times New Roman" w:hAnsi="Courier New" w:cs="Courier New"/>
+                <w:kern w:val="0"/>
+                <w:sz w:val="20"/>
+                <w:szCs w:val="20"/>
+                <w14:ligatures w14:val="none"/>
+              </w:rPr>
+              <w:t>MAX(</w:t>
+            </w:r>
+            <w:proofErr w:type="gramEnd"/>
+            <w:r>
+              <w:rPr>
+                <w:rFonts w:ascii="Courier New" w:eastAsia="Times New Roman" w:hAnsi="Courier New" w:cs="Courier New"/>
+                <w:kern w:val="0"/>
+                <w:sz w:val="20"/>
+                <w:szCs w:val="20"/>
+                <w14:ligatures w14:val="none"/>
+              </w:rPr>
+              <w:t>)</w:t>
+            </w:r>
+            <w:r>
+              <w:rPr>
+                <w:rFonts w:ascii="Times New Roman" w:eastAsia="Times New Roman" w:hAnsi="Times New Roman" w:cs="Times New Roman"/>
+                <w:kern w:val="0"/>
+                <w14:ligatures w14:val="none"/>
+              </w:rPr>
+              <w:t xml:space="preserve">, </w:t>
+            </w:r>
+            <w:proofErr w:type="gramStart"/>
+            <w:r>
+              <w:rPr>
+                <w:rFonts w:ascii="Courier New" w:eastAsia="Times New Roman" w:hAnsi="Courier New" w:cs="Courier New"/>
+                <w:kern w:val="0"/>
+                <w:sz w:val="20"/>
+                <w:szCs w:val="20"/>
+                <w14:ligatures w14:val="none"/>
+              </w:rPr>
+              <w:t>MIN(</w:t>
+            </w:r>
+            <w:proofErr w:type="gramEnd"/>
+            <w:r>
+              <w:rPr>
+                <w:rFonts w:ascii="Courier New" w:eastAsia="Times New Roman" w:hAnsi="Courier New" w:cs="Courier New"/>
+                <w:kern w:val="0"/>
+                <w:sz w:val="20"/>
+                <w:szCs w:val="20"/>
+                <w14:ligatures w14:val="none"/>
+              </w:rPr>
+              <w:t>)</w:t>
+            </w:r>
+          </w:p>
+        </w:tc>
+        <w:tc>
+          <w:tcPr>
+            <w:tcW w:w="0" w:type="auto"/>
+            <w:vAlign w:val="center"/>
+            <w:hideMark/>
+          </w:tcPr>
+          <w:p>
+            <w:pPr>
+              <w:spacing w:after="0" w:line="240" w:lineRule="auto"/>
+              <w:rPr>
+                <w:rFonts w:ascii="Times New Roman" w:eastAsia="Times New Roman" w:hAnsi="Times New Roman" w:cs="Times New Roman"/>
+                <w:kern w:val="0"/>
+                <w14:ligatures w14:val="none"/>
+              </w:rPr>
+            </w:pPr>
+            <w:proofErr w:type="gramStart"/>
+            <w:r>
+              <w:rPr>
+                <w:rFonts w:ascii="Courier New" w:eastAsia="Times New Roman" w:hAnsi="Courier New" w:cs="Courier New"/>
+                <w:kern w:val="0"/>
+                <w:sz w:val="20"/>
+                <w:szCs w:val="20"/>
+                <w14:ligatures w14:val="none"/>
+              </w:rPr>
+              <w:t>UPPER(</w:t>
+            </w:r>
+            <w:proofErr w:type="gramEnd"/>
+            <w:r>
+              <w:rPr>
+                <w:rFonts w:ascii="Courier New" w:eastAsia="Times New Roman" w:hAnsi="Courier New" w:cs="Courier New"/>
+                <w:kern w:val="0"/>
+                <w:sz w:val="20"/>
+                <w:szCs w:val="20"/>
+                <w14:ligatures w14:val="none"/>
+              </w:rPr>
+              <w:t>)</w:t>
+            </w:r>
+            <w:r>
+              <w:rPr>
+                <w:rFonts w:ascii="Times New Roman" w:eastAsia="Times New Roman" w:hAnsi="Times New Roman" w:cs="Times New Roman"/>
+                <w:kern w:val="0"/>
+                <w14:ligatures w14:val="none"/>
+              </w:rPr>
+              <w:t xml:space="preserve">, </w:t>
+            </w:r>
+            <w:proofErr w:type="gramStart"/>
+            <w:r>
+              <w:rPr>
+                <w:rFonts w:ascii="Courier New" w:eastAsia="Times New Roman" w:hAnsi="Courier New" w:cs="Courier New"/>
+                <w:kern w:val="0"/>
+                <w:sz w:val="20"/>
+                <w:szCs w:val="20"/>
+                <w14:ligatures w14:val="none"/>
+              </w:rPr>
+              <w:t>LOWER(</w:t>
+            </w:r>
+            <w:proofErr w:type="gramEnd"/>
+            <w:r>
+              <w:rPr>
+                <w:rFonts w:ascii="Courier New" w:eastAsia="Times New Roman" w:hAnsi="Courier New" w:cs="Courier New"/>
+                <w:kern w:val="0"/>
+                <w:sz w:val="20"/>
+                <w:szCs w:val="20"/>
+                <w14:ligatures w14:val="none"/>
+              </w:rPr>
+              <w:t>)</w:t>
+            </w:r>
+            <w:r>
+              <w:rPr>
+                <w:rFonts w:ascii="Times New Roman" w:eastAsia="Times New Roman" w:hAnsi="Times New Roman" w:cs="Times New Roman"/>
+                <w:kern w:val="0"/>
+                <w14:ligatures w14:val="none"/>
+              </w:rPr>
+              <w:t xml:space="preserve">, </w:t>
+            </w:r>
+            <w:proofErr w:type="gramStart"/>
+            <w:r>
+              <w:rPr>
+                <w:rFonts w:ascii="Courier New" w:eastAsia="Times New Roman" w:hAnsi="Courier New" w:cs="Courier New"/>
+                <w:kern w:val="0"/>
+                <w:sz w:val="20"/>
+                <w:szCs w:val="20"/>
+                <w14:ligatures w14:val="none"/>
+              </w:rPr>
+              <w:t>LENGTH(</w:t>
+            </w:r>
+            <w:proofErr w:type="gramEnd"/>
+            <w:r>
+              <w:rPr>
+                <w:rFonts w:ascii="Courier New" w:eastAsia="Times New Roman" w:hAnsi="Courier New" w:cs="Courier New"/>
+                <w:kern w:val="0"/>
+                <w:sz w:val="20"/>
+                <w:szCs w:val="20"/>
+                <w14:ligatures w14:val="none"/>
+              </w:rPr>
+              <w:t>)</w:t>
+            </w:r>
+            <w:r>
+              <w:rPr>
+                <w:rFonts w:ascii="Times New Roman" w:eastAsia="Times New Roman" w:hAnsi="Times New Roman" w:cs="Times New Roman"/>
+                <w:kern w:val="0"/>
+                <w14:ligatures w14:val="none"/>
+              </w:rPr>
+              <w:t xml:space="preserve">, </w:t>
+            </w:r>
+            <w:proofErr w:type="gramStart"/>
+            <w:r>
+              <w:rPr>
+                <w:rFonts w:ascii="Courier New" w:eastAsia="Times New Roman" w:hAnsi="Courier New" w:cs="Courier New"/>
+                <w:kern w:val="0"/>
+                <w:sz w:val="20"/>
+                <w:szCs w:val="20"/>
+                <w14:ligatures w14:val="none"/>
+              </w:rPr>
+              <w:t>ROUND(</w:t>
+            </w:r>
+            <w:proofErr w:type="gramEnd"/>
+            <w:r>
+              <w:rPr>
+                <w:rFonts w:ascii="Courier New" w:eastAsia="Times New Roman" w:hAnsi="Courier New" w:cs="Courier New"/>
+                <w:kern w:val="0"/>
+                <w:sz w:val="20"/>
+                <w:szCs w:val="20"/>
+                <w14:ligatures w14:val="none"/>
+              </w:rPr>
+              <w:t>)</w:t>
+            </w:r>
+            <w:r>
+              <w:rPr>
+                <w:rFonts w:ascii="Times New Roman" w:eastAsia="Times New Roman" w:hAnsi="Times New Roman" w:cs="Times New Roman"/>
+                <w:kern w:val="0"/>
+                <w14:ligatures w14:val="none"/>
+              </w:rPr>
+              <w:t xml:space="preserve">, </w:t>
+            </w:r>
+            <w:proofErr w:type="gramStart"/>
+            <w:r>
+              <w:rPr>
+                <w:rFonts w:ascii="Courier New" w:eastAsia="Times New Roman" w:hAnsi="Courier New" w:cs="Courier New"/>
+                <w:kern w:val="0"/>
+                <w:sz w:val="20"/>
+                <w:szCs w:val="20"/>
+                <w14:ligatures w14:val="none"/>
+              </w:rPr>
+              <w:t>SUBSTRING(</w:t>
+            </w:r>
+            <w:proofErr w:type="gramEnd"/>
+            <w:r>
+              <w:rPr>
+                <w:rFonts w:ascii="Courier New" w:eastAsia="Times New Roman" w:hAnsi="Courier New" w:cs="Courier New"/>
+                <w:kern w:val="0"/>
+                <w:sz w:val="20"/>
+                <w:szCs w:val="20"/>
+                <w14:ligatures w14:val="none"/>
+              </w:rPr>
+              <w:t>)</w:t>
+            </w:r>
+          </w:p>
+        </w:tc>
+      </w:tr>
+      <w:tr>
+        <w:trPr>
+          <w:tblCellSpacing w:w="15" w:type="dxa"/>
+        </w:trPr>
+        <w:tc>
+          <w:tcPr>
+            <w:tcW w:w="0" w:type="auto"/>
+            <w:vAlign w:val="center"/>
+            <w:hideMark/>
+          </w:tcPr>
+          <w:p>
+            <w:pPr>
+              <w:spacing w:after="0" w:line="240" w:lineRule="auto"/>
+              <w:rPr>
+                <w:rFonts w:ascii="Times New Roman" w:eastAsia="Times New Roman" w:hAnsi="Times New Roman" w:cs="Times New Roman"/>
+                <w:kern w:val="0"/>
+                <w14:ligatures w14:val="none"/>
+              </w:rPr>
+            </w:pPr>
+            <w:proofErr w:type="spellStart"/>
+            <w:r>
+              <w:rPr>
+                <w:rFonts w:ascii="Times New Roman" w:eastAsia="Times New Roman" w:hAnsi="Times New Roman" w:cs="Times New Roman"/>
+                <w:kern w:val="0"/>
+                <w14:ligatures w14:val="none"/>
+              </w:rPr>
+              <w:t>Contoh</w:t>
+            </w:r>
+            <w:proofErr w:type="spellEnd"/>
+            <w:r>
+              <w:rPr>
+                <w:rFonts w:ascii="Times New Roman" w:eastAsia="Times New Roman" w:hAnsi="Times New Roman" w:cs="Times New Roman"/>
+                <w:kern w:val="0"/>
+                <w14:ligatures w14:val="none"/>
+              </w:rPr>
+              <w:t xml:space="preserve"> Query</w:t>
+            </w:r>
+          </w:p>
+        </w:tc>
+        <w:tc>
+          <w:tcPr>
+            <w:tcW w:w="0" w:type="auto"/>
+            <w:vAlign w:val="center"/>
+            <w:hideMark/>
+          </w:tcPr>
+          <w:p>
+            <w:pPr>
+              <w:spacing w:after="0" w:line="240" w:lineRule="auto"/>
+              <w:rPr>
+                <w:rFonts w:ascii="Times New Roman" w:eastAsia="Times New Roman" w:hAnsi="Times New Roman" w:cs="Times New Roman"/>
+                <w:kern w:val="0"/>
+                <w14:ligatures w14:val="none"/>
+              </w:rPr>
+            </w:pPr>
+            <w:r>
+              <w:rPr>
+                <w:rFonts w:ascii="Courier New" w:eastAsia="Times New Roman" w:hAnsi="Courier New" w:cs="Courier New"/>
+                <w:kern w:val="0"/>
+                <w:sz w:val="20"/>
+                <w:szCs w:val="20"/>
+                <w14:ligatures w14:val="none"/>
+              </w:rPr>
+              <w:t xml:space="preserve">SELECT </w:t>
+            </w:r>
+            <w:proofErr w:type="gramStart"/>
+            <w:r>
+              <w:rPr>
+                <w:rFonts w:ascii="Courier New" w:eastAsia="Times New Roman" w:hAnsi="Courier New" w:cs="Courier New"/>
+                <w:kern w:val="0"/>
+                <w:sz w:val="20"/>
+                <w:szCs w:val="20"/>
+                <w14:ligatures w14:val="none"/>
+              </w:rPr>
+              <w:t>COUNT(</w:t>
+            </w:r>
+            <w:proofErr w:type="gramEnd"/>
+            <w:r>
+              <w:rPr>
+                <w:rFonts w:ascii="Courier New" w:eastAsia="Times New Roman" w:hAnsi="Courier New" w:cs="Courier New"/>
+                <w:kern w:val="0"/>
+                <w:sz w:val="20"/>
+                <w:szCs w:val="20"/>
+                <w14:ligatures w14:val="none"/>
+              </w:rPr>
+              <w:t>*) FROM film;</w:t>
+            </w:r>
+          </w:p>
+        </w:tc>
+        <w:tc>
+          <w:tcPr>
+            <w:tcW w:w="0" w:type="auto"/>
+            <w:vAlign w:val="center"/>
+            <w:hideMark/>
+          </w:tcPr>
+          <w:p>
+            <w:pPr>
+              <w:spacing w:after="0" w:line="240" w:lineRule="auto"/>
+              <w:rPr>
+                <w:rFonts w:ascii="Times New Roman" w:eastAsia="Times New Roman" w:hAnsi="Times New Roman" w:cs="Times New Roman"/>
+                <w:kern w:val="0"/>
+                <w14:ligatures w14:val="none"/>
+              </w:rPr>
+            </w:pPr>
+            <w:r>
+              <w:rPr>
+                <w:rFonts w:ascii="Courier New" w:eastAsia="Times New Roman" w:hAnsi="Courier New" w:cs="Courier New"/>
+                <w:kern w:val="0"/>
+                <w:sz w:val="20"/>
+                <w:szCs w:val="20"/>
+                <w14:ligatures w14:val="none"/>
+              </w:rPr>
+              <w:t xml:space="preserve">SELECT </w:t>
+            </w:r>
+            <w:proofErr w:type="gramStart"/>
+            <w:r>
+              <w:rPr>
+                <w:rFonts w:ascii="Courier New" w:eastAsia="Times New Roman" w:hAnsi="Courier New" w:cs="Courier New"/>
+                <w:kern w:val="0"/>
+                <w:sz w:val="20"/>
+                <w:szCs w:val="20"/>
+                <w14:ligatures w14:val="none"/>
+              </w:rPr>
+              <w:t>UPPER(</w:t>
+            </w:r>
+            <w:proofErr w:type="spellStart"/>
+            <w:proofErr w:type="gramEnd"/>
+            <w:r>
+              <w:rPr>
+                <w:rFonts w:ascii="Courier New" w:eastAsia="Times New Roman" w:hAnsi="Courier New" w:cs="Courier New"/>
+                <w:kern w:val="0"/>
+                <w:sz w:val="20"/>
+                <w:szCs w:val="20"/>
+                <w14:ligatures w14:val="none"/>
+              </w:rPr>
+              <w:t>nama_film</w:t>
+            </w:r>
+            <w:proofErr w:type="spellEnd"/>
+            <w:r>
+              <w:rPr>
+                <w:rFonts w:ascii="Courier New" w:eastAsia="Times New Roman" w:hAnsi="Courier New" w:cs="Courier New"/>
+                <w:kern w:val="0"/>
+                <w:sz w:val="20"/>
+                <w:szCs w:val="20"/>
+                <w14:ligatures w14:val="none"/>
+              </w:rPr>
+              <w:t>) FROM film;</w:t>
+            </w:r>
+          </w:p>
+        </w:tc>
+      </w:tr>
+      <w:tr>
+        <w:trPr>
+          <w:tblCellSpacing w:w="15" w:type="dxa"/>
+        </w:trPr>
+        <w:tc>
+          <w:tcPr>
+            <w:tcW w:w="0" w:type="auto"/>
+            <w:vAlign w:val="center"/>
+            <w:hideMark/>
+          </w:tcPr>
+          <w:p>
+            <w:pPr>
+              <w:spacing w:after="0" w:line="240" w:lineRule="auto"/>
+              <w:rPr>
+                <w:rFonts w:ascii="Times New Roman" w:eastAsia="Times New Roman" w:hAnsi="Times New Roman" w:cs="Times New Roman"/>
+                <w:kern w:val="0"/>
+                <w14:ligatures w14:val="none"/>
+              </w:rPr>
+            </w:pPr>
+            <w:r>
+              <w:rPr>
+                <w:rFonts w:ascii="Times New Roman" w:eastAsia="Times New Roman" w:hAnsi="Times New Roman" w:cs="Times New Roman"/>
+                <w:kern w:val="0"/>
+                <w14:ligatures w14:val="none"/>
+              </w:rPr>
+              <w:t>Hasil Query</w:t>
+            </w:r>
+          </w:p>
+        </w:tc>
+        <w:tc>
+          <w:tcPr>
+            <w:tcW w:w="0" w:type="auto"/>
+            <w:vAlign w:val="center"/>
+            <w:hideMark/>
+          </w:tcPr>
+          <w:p>
+            <w:pPr>
+              <w:spacing w:after="0" w:line="240" w:lineRule="auto"/>
+              <w:rPr>
+                <w:rFonts w:ascii="Times New Roman" w:eastAsia="Times New Roman" w:hAnsi="Times New Roman" w:cs="Times New Roman"/>
+                <w:kern w:val="0"/>
+                <w14:ligatures w14:val="none"/>
+              </w:rPr>
+            </w:pPr>
+            <w:proofErr w:type="spellStart"/>
+            <w:r>
+              <w:rPr>
+                <w:rFonts w:ascii="Times New Roman" w:eastAsia="Times New Roman" w:hAnsi="Times New Roman" w:cs="Times New Roman"/>
+                <w:kern w:val="0"/>
+                <w14:ligatures w14:val="none"/>
+              </w:rPr>
+              <w:t>Menghasilkan</w:t>
+            </w:r>
+            <w:proofErr w:type="spellEnd"/>
+            <w:r>
+              <w:rPr>
+                <w:rFonts w:ascii="Times New Roman" w:eastAsia="Times New Roman" w:hAnsi="Times New Roman" w:cs="Times New Roman"/>
+                <w:kern w:val="0"/>
+                <w14:ligatures w14:val="none"/>
+              </w:rPr>
+              <w:t xml:space="preserve"> </w:t>
+            </w:r>
+            <w:proofErr w:type="spellStart"/>
+            <w:r>
+              <w:rPr>
+                <w:rFonts w:ascii="Times New Roman" w:eastAsia="Times New Roman" w:hAnsi="Times New Roman" w:cs="Times New Roman"/>
+                <w:kern w:val="0"/>
+                <w14:ligatures w14:val="none"/>
+              </w:rPr>
+              <w:t>satu</w:t>
+            </w:r>
+            <w:proofErr w:type="spellEnd"/>
+            <w:r>
+              <w:rPr>
+                <w:rFonts w:ascii="Times New Roman" w:eastAsia="Times New Roman" w:hAnsi="Times New Roman" w:cs="Times New Roman"/>
+                <w:kern w:val="0"/>
+                <w14:ligatures w14:val="none"/>
+              </w:rPr>
+              <w:t xml:space="preserve"> </w:t>
+            </w:r>
+            <w:proofErr w:type="spellStart"/>
+            <w:r>
+              <w:rPr>
+                <w:rFonts w:ascii="Times New Roman" w:eastAsia="Times New Roman" w:hAnsi="Times New Roman" w:cs="Times New Roman"/>
+                <w:kern w:val="0"/>
+                <w14:ligatures w14:val="none"/>
+              </w:rPr>
+              <w:t>nilai</w:t>
+            </w:r>
+            <w:proofErr w:type="spellEnd"/>
+            <w:r>
+              <w:rPr>
+                <w:rFonts w:ascii="Times New Roman" w:eastAsia="Times New Roman" w:hAnsi="Times New Roman" w:cs="Times New Roman"/>
+                <w:kern w:val="0"/>
+                <w14:ligatures w14:val="none"/>
+              </w:rPr>
+              <w:t xml:space="preserve"> total (</w:t>
+            </w:r>
+            <w:proofErr w:type="spellStart"/>
+            <w:r>
+              <w:rPr>
+                <w:rFonts w:ascii="Times New Roman" w:eastAsia="Times New Roman" w:hAnsi="Times New Roman" w:cs="Times New Roman"/>
+                <w:kern w:val="0"/>
+                <w14:ligatures w14:val="none"/>
+              </w:rPr>
+              <w:t>misalnya</w:t>
+            </w:r>
+            <w:proofErr w:type="spellEnd"/>
+            <w:r>
+              <w:rPr>
+                <w:rFonts w:ascii="Times New Roman" w:eastAsia="Times New Roman" w:hAnsi="Times New Roman" w:cs="Times New Roman"/>
+                <w:kern w:val="0"/>
+                <w14:ligatures w14:val="none"/>
+              </w:rPr>
+              <w:t xml:space="preserve"> </w:t>
+            </w:r>
+            <w:proofErr w:type="spellStart"/>
+            <w:r>
+              <w:rPr>
+                <w:rFonts w:ascii="Times New Roman" w:eastAsia="Times New Roman" w:hAnsi="Times New Roman" w:cs="Times New Roman"/>
+                <w:kern w:val="0"/>
+                <w14:ligatures w14:val="none"/>
+              </w:rPr>
+              <w:t>jumlah</w:t>
+            </w:r>
+            <w:proofErr w:type="spellEnd"/>
+            <w:r>
+              <w:rPr>
+                <w:rFonts w:ascii="Times New Roman" w:eastAsia="Times New Roman" w:hAnsi="Times New Roman" w:cs="Times New Roman"/>
+                <w:kern w:val="0"/>
+                <w14:ligatures w14:val="none"/>
+              </w:rPr>
+              <w:t xml:space="preserve"> film)</w:t>
+            </w:r>
+          </w:p>
+        </w:tc>
+        <w:tc>
+          <w:tcPr>
+            <w:tcW w:w="0" w:type="auto"/>
+            <w:vAlign w:val="center"/>
+            <w:hideMark/>
+          </w:tcPr>
+          <w:p>
+            <w:pPr>
+              <w:spacing w:after="0" w:line="240" w:lineRule="auto"/>
+              <w:rPr>
+                <w:rFonts w:ascii="Times New Roman" w:eastAsia="Times New Roman" w:hAnsi="Times New Roman" w:cs="Times New Roman"/>
+                <w:kern w:val="0"/>
+                <w14:ligatures w14:val="none"/>
+              </w:rPr>
+            </w:pPr>
+            <w:proofErr w:type="spellStart"/>
+            <w:r>
+              <w:rPr>
+                <w:rFonts w:ascii="Times New Roman" w:eastAsia="Times New Roman" w:hAnsi="Times New Roman" w:cs="Times New Roman"/>
+                <w:kern w:val="0"/>
+                <w14:ligatures w14:val="none"/>
+              </w:rPr>
+              <w:t>Mengubah</w:t>
+            </w:r>
+            <w:proofErr w:type="spellEnd"/>
+            <w:r>
+              <w:rPr>
+                <w:rFonts w:ascii="Times New Roman" w:eastAsia="Times New Roman" w:hAnsi="Times New Roman" w:cs="Times New Roman"/>
+                <w:kern w:val="0"/>
+                <w14:ligatures w14:val="none"/>
+              </w:rPr>
+              <w:t xml:space="preserve"> </w:t>
+            </w:r>
+            <w:proofErr w:type="spellStart"/>
+            <w:r>
+              <w:rPr>
+                <w:rFonts w:ascii="Times New Roman" w:eastAsia="Times New Roman" w:hAnsi="Times New Roman" w:cs="Times New Roman"/>
+                <w:kern w:val="0"/>
+                <w14:ligatures w14:val="none"/>
+              </w:rPr>
+              <w:t>nilai</w:t>
+            </w:r>
+            <w:proofErr w:type="spellEnd"/>
+            <w:r>
+              <w:rPr>
+                <w:rFonts w:ascii="Times New Roman" w:eastAsia="Times New Roman" w:hAnsi="Times New Roman" w:cs="Times New Roman"/>
+                <w:kern w:val="0"/>
+                <w14:ligatures w14:val="none"/>
+              </w:rPr>
+              <w:t xml:space="preserve"> pada </w:t>
+            </w:r>
+            <w:proofErr w:type="spellStart"/>
+            <w:r>
+              <w:rPr>
+                <w:rFonts w:ascii="Times New Roman" w:eastAsia="Times New Roman" w:hAnsi="Times New Roman" w:cs="Times New Roman"/>
+                <w:kern w:val="0"/>
+                <w14:ligatures w14:val="none"/>
+              </w:rPr>
+              <w:t>setiap</w:t>
+            </w:r>
+            <w:proofErr w:type="spellEnd"/>
+            <w:r>
+              <w:rPr>
+                <w:rFonts w:ascii="Times New Roman" w:eastAsia="Times New Roman" w:hAnsi="Times New Roman" w:cs="Times New Roman"/>
+                <w:kern w:val="0"/>
+                <w14:ligatures w14:val="none"/>
+              </w:rPr>
+              <w:t xml:space="preserve"> baris (</w:t>
+            </w:r>
+            <w:proofErr w:type="spellStart"/>
+            <w:r>
+              <w:rPr>
+                <w:rFonts w:ascii="Times New Roman" w:eastAsia="Times New Roman" w:hAnsi="Times New Roman" w:cs="Times New Roman"/>
+                <w:kern w:val="0"/>
+                <w14:ligatures w14:val="none"/>
+              </w:rPr>
+              <w:t>misalnya</w:t>
+            </w:r>
+            <w:proofErr w:type="spellEnd"/>
+            <w:r>
+              <w:rPr>
+                <w:rFonts w:ascii="Times New Roman" w:eastAsia="Times New Roman" w:hAnsi="Times New Roman" w:cs="Times New Roman"/>
+                <w:kern w:val="0"/>
+                <w14:ligatures w14:val="none"/>
+              </w:rPr>
+              <w:t xml:space="preserve"> </w:t>
+            </w:r>
+            <w:proofErr w:type="spellStart"/>
+            <w:r>
+              <w:rPr>
+                <w:rFonts w:ascii="Times New Roman" w:eastAsia="Times New Roman" w:hAnsi="Times New Roman" w:cs="Times New Roman"/>
+                <w:kern w:val="0"/>
+                <w14:ligatures w14:val="none"/>
+              </w:rPr>
+              <w:t>semua</w:t>
+            </w:r>
+            <w:proofErr w:type="spellEnd"/>
+            <w:r>
+              <w:rPr>
+                <w:rFonts w:ascii="Times New Roman" w:eastAsia="Times New Roman" w:hAnsi="Times New Roman" w:cs="Times New Roman"/>
+                <w:kern w:val="0"/>
+                <w14:ligatures w14:val="none"/>
+              </w:rPr>
+              <w:t xml:space="preserve"> </w:t>
+            </w:r>
+            <w:proofErr w:type="spellStart"/>
+            <w:r>
+              <w:rPr>
+                <w:rFonts w:ascii="Times New Roman" w:eastAsia="Times New Roman" w:hAnsi="Times New Roman" w:cs="Times New Roman"/>
+                <w:kern w:val="0"/>
+                <w14:ligatures w14:val="none"/>
+              </w:rPr>
+              <w:t>huruf</w:t>
+            </w:r>
+            <w:proofErr w:type="spellEnd"/>
+            <w:r>
+              <w:rPr>
+                <w:rFonts w:ascii="Times New Roman" w:eastAsia="Times New Roman" w:hAnsi="Times New Roman" w:cs="Times New Roman"/>
+                <w:kern w:val="0"/>
+                <w14:ligatures w14:val="none"/>
+              </w:rPr>
+              <w:t xml:space="preserve"> </w:t>
+            </w:r>
+            <w:proofErr w:type="spellStart"/>
+            <w:r>
+              <w:rPr>
+                <w:rFonts w:ascii="Times New Roman" w:eastAsia="Times New Roman" w:hAnsi="Times New Roman" w:cs="Times New Roman"/>
+                <w:kern w:val="0"/>
+                <w14:ligatures w14:val="none"/>
+              </w:rPr>
+              <w:t>jadi</w:t>
+            </w:r>
+            <w:proofErr w:type="spellEnd"/>
+            <w:r>
+              <w:rPr>
+                <w:rFonts w:ascii="Times New Roman" w:eastAsia="Times New Roman" w:hAnsi="Times New Roman" w:cs="Times New Roman"/>
+                <w:kern w:val="0"/>
+                <w14:ligatures w14:val="none"/>
+              </w:rPr>
+              <w:t xml:space="preserve"> </w:t>
+            </w:r>
+            <w:proofErr w:type="spellStart"/>
+            <w:r>
+              <w:rPr>
+                <w:rFonts w:ascii="Times New Roman" w:eastAsia="Times New Roman" w:hAnsi="Times New Roman" w:cs="Times New Roman"/>
+                <w:kern w:val="0"/>
+                <w14:ligatures w14:val="none"/>
+              </w:rPr>
+              <w:t>kapital</w:t>
+            </w:r>
+            <w:proofErr w:type="spellEnd"/>
+            <w:r>
+              <w:rPr>
+                <w:rFonts w:ascii="Times New Roman" w:eastAsia="Times New Roman" w:hAnsi="Times New Roman" w:cs="Times New Roman"/>
+                <w:kern w:val="0"/>
+                <w14:ligatures w14:val="none"/>
+              </w:rPr>
+              <w:t>)</w:t>
+            </w:r>
+          </w:p>
+        </w:tc>
+      </w:tr>
+    </w:tbl>
+    <w:p>
+      <w:pPr>
+        <w:rPr>
+          <w:rFonts w:ascii="Times New Roman" w:hAnsi="Times New Roman" w:cs="Times New Roman"/>
+          <w:b/>
+          <w:bCs/>
+        </w:rPr>
+      </w:pPr>
+    </w:p>
+    <w:p>
+      <w:pPr>
+        <w:pStyle w:val="ListParagraph"/>
+        <w:numPr>
+          <w:ilvl w:val="1"/>
+          <w:numId w:val="9"/>
+        </w:numPr>
+        <w:rPr>
+          <w:rFonts w:ascii="Times New Roman" w:hAnsi="Times New Roman" w:cs="Times New Roman"/>
+          <w:b/>
+          <w:bCs/>
+        </w:rPr>
+      </w:pPr>
+      <w:r>
+        <w:rPr>
+          <w:rFonts w:ascii="Times New Roman" w:hAnsi="Times New Roman" w:cs="Times New Roman"/>
+          <w:b/>
+          <w:bCs/>
+        </w:rPr>
+        <w:t>Aggregate Function</w:t>
+      </w:r>
+    </w:p>
+    <w:p>
+      <w:pPr>
+        <w:ind w:left="1080" w:firstLine="360"/>
+        <w:rPr>
+          <w:rFonts w:ascii="Times New Roman" w:hAnsi="Times New Roman" w:cs="Times New Roman"/>
+        </w:rPr>
+      </w:pPr>
+      <w:r>
+        <w:rPr>
+          <w:rFonts w:ascii="Times New Roman" w:hAnsi="Times New Roman" w:cs="Times New Roman"/>
+        </w:rPr>
+        <w:t xml:space="preserve">Aggregate Function </w:t>
+      </w:r>
+      <w:proofErr w:type="spellStart"/>
+      <w:r>
+        <w:rPr>
+          <w:rFonts w:ascii="Times New Roman" w:hAnsi="Times New Roman" w:cs="Times New Roman"/>
+        </w:rPr>
+        <w:t>digunakan</w:t>
+      </w:r>
+      <w:proofErr w:type="spellEnd"/>
+      <w:r>
+        <w:rPr>
+          <w:rFonts w:ascii="Times New Roman" w:hAnsi="Times New Roman" w:cs="Times New Roman"/>
+        </w:rPr>
+        <w:t xml:space="preserve"> </w:t>
+      </w:r>
+      <w:proofErr w:type="spellStart"/>
+      <w:r>
+        <w:rPr>
+          <w:rFonts w:ascii="Times New Roman" w:hAnsi="Times New Roman" w:cs="Times New Roman"/>
+        </w:rPr>
+        <w:t>untuk</w:t>
+      </w:r>
+      <w:proofErr w:type="spellEnd"/>
+      <w:r>
+        <w:rPr>
+          <w:rFonts w:ascii="Times New Roman" w:hAnsi="Times New Roman" w:cs="Times New Roman"/>
+        </w:rPr>
+        <w:t xml:space="preserve"> </w:t>
+      </w:r>
+      <w:proofErr w:type="spellStart"/>
+      <w:r>
+        <w:rPr>
+          <w:rFonts w:ascii="Times New Roman" w:hAnsi="Times New Roman" w:cs="Times New Roman"/>
+        </w:rPr>
+        <w:t>menghitung</w:t>
+      </w:r>
+      <w:proofErr w:type="spellEnd"/>
+      <w:r>
+        <w:rPr>
+          <w:rFonts w:ascii="Times New Roman" w:hAnsi="Times New Roman" w:cs="Times New Roman"/>
+        </w:rPr>
+        <w:t xml:space="preserve"> </w:t>
+      </w:r>
+      <w:proofErr w:type="spellStart"/>
+      <w:r>
+        <w:rPr>
+          <w:rFonts w:ascii="Times New Roman" w:hAnsi="Times New Roman" w:cs="Times New Roman"/>
+        </w:rPr>
+        <w:t>sekumpulan</w:t>
+      </w:r>
+      <w:proofErr w:type="spellEnd"/>
+      <w:r>
+        <w:rPr>
+          <w:rFonts w:ascii="Times New Roman" w:hAnsi="Times New Roman" w:cs="Times New Roman"/>
+        </w:rPr>
+        <w:t xml:space="preserve"> data </w:t>
+      </w:r>
+      <w:proofErr w:type="spellStart"/>
+      <w:r>
+        <w:rPr>
+          <w:rFonts w:ascii="Times New Roman" w:hAnsi="Times New Roman" w:cs="Times New Roman"/>
+        </w:rPr>
+        <w:t>dalam</w:t>
+      </w:r>
+      <w:proofErr w:type="spellEnd"/>
+      <w:r>
+        <w:rPr>
+          <w:rFonts w:ascii="Times New Roman" w:hAnsi="Times New Roman" w:cs="Times New Roman"/>
+        </w:rPr>
+        <w:t xml:space="preserve"> </w:t>
+      </w:r>
+      <w:proofErr w:type="spellStart"/>
+      <w:r>
+        <w:rPr>
+          <w:rFonts w:ascii="Times New Roman" w:hAnsi="Times New Roman" w:cs="Times New Roman"/>
+        </w:rPr>
+        <w:t>satu</w:t>
+      </w:r>
+      <w:proofErr w:type="spellEnd"/>
+      <w:r>
+        <w:rPr>
+          <w:rFonts w:ascii="Times New Roman" w:hAnsi="Times New Roman" w:cs="Times New Roman"/>
+        </w:rPr>
+        <w:t xml:space="preserve"> </w:t>
+      </w:r>
+      <w:proofErr w:type="spellStart"/>
+      <w:r>
+        <w:rPr>
+          <w:rFonts w:ascii="Times New Roman" w:hAnsi="Times New Roman" w:cs="Times New Roman"/>
+        </w:rPr>
+        <w:t>kolom</w:t>
+      </w:r>
+      <w:proofErr w:type="spellEnd"/>
+      <w:r>
+        <w:rPr>
+          <w:rFonts w:ascii="Times New Roman" w:hAnsi="Times New Roman" w:cs="Times New Roman"/>
+        </w:rPr>
+        <w:t xml:space="preserve">. </w:t>
+      </w:r>
+      <w:proofErr w:type="spellStart"/>
+      <w:r>
+        <w:rPr>
+          <w:rFonts w:ascii="Times New Roman" w:hAnsi="Times New Roman" w:cs="Times New Roman"/>
+        </w:rPr>
+        <w:t>Biasanya</w:t>
+      </w:r>
+      <w:proofErr w:type="spellEnd"/>
+      <w:r>
+        <w:rPr>
+          <w:rFonts w:ascii="Times New Roman" w:hAnsi="Times New Roman" w:cs="Times New Roman"/>
+        </w:rPr>
+        <w:t xml:space="preserve"> </w:t>
+      </w:r>
+      <w:proofErr w:type="spellStart"/>
+      <w:r>
+        <w:rPr>
+          <w:rFonts w:ascii="Times New Roman" w:hAnsi="Times New Roman" w:cs="Times New Roman"/>
+        </w:rPr>
+        <w:t>dipakai</w:t>
+      </w:r>
+      <w:proofErr w:type="spellEnd"/>
+      <w:r>
+        <w:rPr>
+          <w:rFonts w:ascii="Times New Roman" w:hAnsi="Times New Roman" w:cs="Times New Roman"/>
+        </w:rPr>
+        <w:t xml:space="preserve"> </w:t>
+      </w:r>
+      <w:proofErr w:type="spellStart"/>
+      <w:r>
+        <w:rPr>
+          <w:rFonts w:ascii="Times New Roman" w:hAnsi="Times New Roman" w:cs="Times New Roman"/>
+        </w:rPr>
+        <w:t>untuk</w:t>
+      </w:r>
+      <w:proofErr w:type="spellEnd"/>
+      <w:r>
+        <w:rPr>
+          <w:rFonts w:ascii="Times New Roman" w:hAnsi="Times New Roman" w:cs="Times New Roman"/>
+        </w:rPr>
+        <w:t xml:space="preserve"> </w:t>
+      </w:r>
+      <w:proofErr w:type="spellStart"/>
+      <w:r>
+        <w:rPr>
+          <w:rFonts w:ascii="Times New Roman" w:hAnsi="Times New Roman" w:cs="Times New Roman"/>
+        </w:rPr>
+        <w:t>analisis</w:t>
+      </w:r>
+      <w:proofErr w:type="spellEnd"/>
+      <w:r>
+        <w:rPr>
+          <w:rFonts w:ascii="Times New Roman" w:hAnsi="Times New Roman" w:cs="Times New Roman"/>
+        </w:rPr>
+        <w:t xml:space="preserve"> data </w:t>
+      </w:r>
+      <w:proofErr w:type="spellStart"/>
+      <w:r>
+        <w:rPr>
+          <w:rFonts w:ascii="Times New Roman" w:hAnsi="Times New Roman" w:cs="Times New Roman"/>
+        </w:rPr>
+        <w:t>seperti</w:t>
+      </w:r>
+      <w:proofErr w:type="spellEnd"/>
+      <w:r>
+        <w:rPr>
+          <w:rFonts w:ascii="Times New Roman" w:hAnsi="Times New Roman" w:cs="Times New Roman"/>
+        </w:rPr>
+        <w:t xml:space="preserve"> </w:t>
+      </w:r>
+      <w:proofErr w:type="spellStart"/>
+      <w:r>
+        <w:rPr>
+          <w:rFonts w:ascii="Times New Roman" w:hAnsi="Times New Roman" w:cs="Times New Roman"/>
+        </w:rPr>
+        <w:t>mencari</w:t>
+      </w:r>
+      <w:proofErr w:type="spellEnd"/>
+      <w:r>
+        <w:rPr>
+          <w:rFonts w:ascii="Times New Roman" w:hAnsi="Times New Roman" w:cs="Times New Roman"/>
+        </w:rPr>
+        <w:t xml:space="preserve"> </w:t>
+      </w:r>
+      <w:proofErr w:type="spellStart"/>
+      <w:r>
+        <w:rPr>
+          <w:rFonts w:ascii="Times New Roman" w:hAnsi="Times New Roman" w:cs="Times New Roman"/>
+        </w:rPr>
+        <w:t>jumlah</w:t>
+      </w:r>
+      <w:proofErr w:type="spellEnd"/>
+      <w:r>
+        <w:rPr>
+          <w:rFonts w:ascii="Times New Roman" w:hAnsi="Times New Roman" w:cs="Times New Roman"/>
+        </w:rPr>
+        <w:t xml:space="preserve">, rata-rata, </w:t>
+      </w:r>
+      <w:proofErr w:type="spellStart"/>
+      <w:r>
+        <w:rPr>
+          <w:rFonts w:ascii="Times New Roman" w:hAnsi="Times New Roman" w:cs="Times New Roman"/>
+        </w:rPr>
+        <w:t>nilai</w:t>
+      </w:r>
+      <w:proofErr w:type="spellEnd"/>
+      <w:r>
+        <w:rPr>
+          <w:rFonts w:ascii="Times New Roman" w:hAnsi="Times New Roman" w:cs="Times New Roman"/>
+        </w:rPr>
+        <w:t xml:space="preserve"> </w:t>
+      </w:r>
+      <w:proofErr w:type="spellStart"/>
+      <w:r>
+        <w:rPr>
+          <w:rFonts w:ascii="Times New Roman" w:hAnsi="Times New Roman" w:cs="Times New Roman"/>
+        </w:rPr>
+        <w:t>maksimum</w:t>
+      </w:r>
+      <w:proofErr w:type="spellEnd"/>
+      <w:r>
+        <w:rPr>
+          <w:rFonts w:ascii="Times New Roman" w:hAnsi="Times New Roman" w:cs="Times New Roman"/>
+        </w:rPr>
+        <w:t xml:space="preserve">, </w:t>
+      </w:r>
+      <w:proofErr w:type="spellStart"/>
+      <w:r>
+        <w:rPr>
+          <w:rFonts w:ascii="Times New Roman" w:hAnsi="Times New Roman" w:cs="Times New Roman"/>
+        </w:rPr>
+        <w:t>atau</w:t>
+      </w:r>
+      <w:proofErr w:type="spellEnd"/>
+      <w:r>
+        <w:rPr>
+          <w:rFonts w:ascii="Times New Roman" w:hAnsi="Times New Roman" w:cs="Times New Roman"/>
+        </w:rPr>
+        <w:t xml:space="preserve"> minimum.</w:t>
+      </w:r>
+    </w:p>
+    <w:p>
+      <w:pPr>
+        <w:ind w:left="360" w:firstLine="720"/>
+        <w:rPr>
+          <w:rFonts w:ascii="Times New Roman" w:hAnsi="Times New Roman" w:cs="Times New Roman"/>
+          <w:b/>
+          <w:bCs/>
+        </w:rPr>
+      </w:pPr>
+      <w:proofErr w:type="spellStart"/>
+      <w:r>
+        <w:rPr>
+          <w:rFonts w:ascii="Times New Roman" w:hAnsi="Times New Roman" w:cs="Times New Roman"/>
+          <w:b/>
+          <w:bCs/>
+        </w:rPr>
+        <w:t>Contoh</w:t>
+      </w:r>
+      <w:proofErr w:type="spellEnd"/>
+      <w:r>
+        <w:rPr>
+          <w:rFonts w:ascii="Times New Roman" w:hAnsi="Times New Roman" w:cs="Times New Roman"/>
+          <w:b/>
+          <w:bCs/>
+        </w:rPr>
+        <w:t>:</w:t>
+      </w:r>
+    </w:p>
+    <w:p>
+      <w:pPr>
+        <w:ind w:left="1080"/>
+      </w:pPr>
+      <w:r>
+        <w:rPr>
+          <w:rFonts w:ascii="Times New Roman" w:hAnsi="Times New Roman" w:cs="Times New Roman"/>
+          <w:b/>
+          <w:bCs/>
+        </w:rPr>
+        <w:t xml:space="preserve">SELECT </w:t>
+      </w:r>
+      <w:proofErr w:type="gramStart"/>
+      <w:r>
+        <w:rPr>
+          <w:rFonts w:ascii="Times New Roman" w:hAnsi="Times New Roman" w:cs="Times New Roman"/>
+          <w:b/>
+          <w:bCs/>
+        </w:rPr>
+        <w:t>COUNT(</w:t>
+      </w:r>
+      <w:proofErr w:type="gramEnd"/>
+      <w:r>
+        <w:rPr>
+          <w:rFonts w:ascii="Times New Roman" w:hAnsi="Times New Roman" w:cs="Times New Roman"/>
+          <w:b/>
+          <w:bCs/>
+        </w:rPr>
+        <w:t xml:space="preserve">*) AS </w:t>
+      </w:r>
+      <w:proofErr w:type="spellStart"/>
+      <w:r>
+        <w:rPr>
+          <w:rFonts w:ascii="Times New Roman" w:hAnsi="Times New Roman" w:cs="Times New Roman"/>
+          <w:b/>
+          <w:bCs/>
+        </w:rPr>
+        <w:t>jumlah_film</w:t>
+      </w:r>
+      <w:proofErr w:type="spellEnd"/>
+      <w:r>
+        <w:rPr>
+          <w:rFonts w:ascii="Times New Roman" w:hAnsi="Times New Roman" w:cs="Times New Roman"/>
+          <w:b/>
+          <w:bCs/>
+        </w:rPr>
+        <w:br/>
+        <w:t xml:space="preserve">FROM </w:t>
+      </w:r>
+      <w:proofErr w:type="gramStart"/>
+      <w:r>
+        <w:rPr>
+          <w:rFonts w:ascii="Times New Roman" w:hAnsi="Times New Roman" w:cs="Times New Roman"/>
+          <w:b/>
+          <w:bCs/>
+        </w:rPr>
+        <w:t>film;</w:t>
+      </w:r>
+      <w:proofErr w:type="gramEnd"/>
+    </w:p>
+    <w:p>
+      <w:pPr>
+        <w:pStyle w:val="ListParagraph"/>
+        <w:numPr>
+          <w:ilvl w:val="1"/>
+          <w:numId w:val="9"/>
+        </w:numPr>
+        <w:rPr>
+          <w:b/>
+          <w:bCs/>
+        </w:rPr>
+      </w:pPr>
+      <w:r>
+        <w:rPr>
+          <w:b/>
+          <w:bCs/>
+        </w:rPr>
+        <w:t>Scalar Function</w:t>
+      </w:r>
+    </w:p>
+    <w:p>
+      <w:pPr>
+        <w:ind w:left="1080" w:firstLine="360"/>
+      </w:pPr>
+      <w:r>
+        <w:t xml:space="preserve">Scalar Function </w:t>
+      </w:r>
+      <w:proofErr w:type="spellStart"/>
+      <w:r>
+        <w:t>digunakan</w:t>
+      </w:r>
+      <w:proofErr w:type="spellEnd"/>
+      <w:r>
+        <w:t xml:space="preserve"> </w:t>
+      </w:r>
+      <w:proofErr w:type="spellStart"/>
+      <w:r>
+        <w:t>untuk</w:t>
+      </w:r>
+      <w:proofErr w:type="spellEnd"/>
+      <w:r>
+        <w:t xml:space="preserve"> </w:t>
+      </w:r>
+      <w:proofErr w:type="spellStart"/>
+      <w:r>
+        <w:rPr>
+          <w:b/>
+          <w:bCs/>
+        </w:rPr>
+        <w:t>memproses</w:t>
+      </w:r>
+      <w:proofErr w:type="spellEnd"/>
+      <w:r>
+        <w:rPr>
+          <w:b/>
+          <w:bCs/>
+        </w:rPr>
+        <w:t xml:space="preserve"> </w:t>
+      </w:r>
+      <w:proofErr w:type="spellStart"/>
+      <w:r>
+        <w:rPr>
+          <w:b/>
+          <w:bCs/>
+        </w:rPr>
+        <w:t>satu</w:t>
+      </w:r>
+      <w:proofErr w:type="spellEnd"/>
+      <w:r>
+        <w:rPr>
+          <w:b/>
+          <w:bCs/>
+        </w:rPr>
+        <w:t xml:space="preserve"> </w:t>
+      </w:r>
+      <w:proofErr w:type="spellStart"/>
+      <w:r>
+        <w:rPr>
+          <w:b/>
+          <w:bCs/>
+        </w:rPr>
+        <w:t>nilai</w:t>
+      </w:r>
+      <w:proofErr w:type="spellEnd"/>
+      <w:r>
+        <w:rPr>
+          <w:b/>
+          <w:bCs/>
+        </w:rPr>
+        <w:t xml:space="preserve"> dan </w:t>
+      </w:r>
+      <w:proofErr w:type="spellStart"/>
+      <w:r>
+        <w:rPr>
+          <w:b/>
+          <w:bCs/>
+        </w:rPr>
+        <w:t>menghasilkan</w:t>
+      </w:r>
+      <w:proofErr w:type="spellEnd"/>
+      <w:r>
+        <w:rPr>
+          <w:b/>
+          <w:bCs/>
+        </w:rPr>
+        <w:t xml:space="preserve"> </w:t>
+      </w:r>
+      <w:proofErr w:type="spellStart"/>
+      <w:r>
+        <w:rPr>
+          <w:b/>
+          <w:bCs/>
+        </w:rPr>
+        <w:t>satu</w:t>
+      </w:r>
+      <w:proofErr w:type="spellEnd"/>
+      <w:r>
+        <w:rPr>
+          <w:b/>
+          <w:bCs/>
+        </w:rPr>
+        <w:t xml:space="preserve"> </w:t>
+      </w:r>
+      <w:proofErr w:type="spellStart"/>
+      <w:r>
+        <w:rPr>
+          <w:b/>
+          <w:bCs/>
+        </w:rPr>
+        <w:t>nilai</w:t>
+      </w:r>
+      <w:proofErr w:type="spellEnd"/>
+      <w:r>
+        <w:rPr>
+          <w:b/>
+          <w:bCs/>
+        </w:rPr>
+        <w:t xml:space="preserve"> </w:t>
+      </w:r>
+      <w:proofErr w:type="spellStart"/>
+      <w:r>
+        <w:rPr>
+          <w:b/>
+          <w:bCs/>
+        </w:rPr>
+        <w:t>baru</w:t>
+      </w:r>
+      <w:proofErr w:type="spellEnd"/>
+      <w:r>
+        <w:t xml:space="preserve">. Function </w:t>
+      </w:r>
+      <w:proofErr w:type="spellStart"/>
+      <w:r>
+        <w:t>ini</w:t>
+      </w:r>
+      <w:proofErr w:type="spellEnd"/>
+      <w:r>
+        <w:t xml:space="preserve"> </w:t>
+      </w:r>
+      <w:proofErr w:type="spellStart"/>
+      <w:r>
+        <w:t>bekerja</w:t>
+      </w:r>
+      <w:proofErr w:type="spellEnd"/>
+      <w:r>
+        <w:t xml:space="preserve"> pada </w:t>
+      </w:r>
+      <w:proofErr w:type="spellStart"/>
+      <w:r>
+        <w:rPr>
+          <w:b/>
+          <w:bCs/>
+        </w:rPr>
+        <w:t>setiap</w:t>
+      </w:r>
+      <w:proofErr w:type="spellEnd"/>
+      <w:r>
+        <w:rPr>
+          <w:b/>
+          <w:bCs/>
+        </w:rPr>
+        <w:t xml:space="preserve"> baris data</w:t>
+      </w:r>
+      <w:r>
+        <w:t>.</w:t>
+      </w:r>
+    </w:p>
+    <w:p>
+      <w:pPr>
+        <w:ind w:left="1080"/>
+      </w:pPr>
+      <w:proofErr w:type="spellStart"/>
+      <w:r>
+        <w:rPr>
+          <w:b/>
+          <w:bCs/>
+        </w:rPr>
+        <w:t>Contoh</w:t>
+      </w:r>
+      <w:proofErr w:type="spellEnd"/>
+      <w:r>
+        <w:rPr>
+          <w:b/>
+          <w:bCs/>
+        </w:rPr>
+        <w:t>:</w:t>
+      </w:r>
+    </w:p>
+    <w:p>
+      <w:pPr>
+        <w:ind w:left="1080"/>
+      </w:pPr>
+      <w:r>
+        <w:lastRenderedPageBreak/>
+        <w:t xml:space="preserve">SELECT </w:t>
+      </w:r>
+      <w:proofErr w:type="gramStart"/>
+      <w:r>
+        <w:t>UPPER(</w:t>
+      </w:r>
+      <w:proofErr w:type="spellStart"/>
+      <w:proofErr w:type="gramEnd"/>
+      <w:r>
+        <w:t>nama_film</w:t>
+      </w:r>
+      <w:proofErr w:type="spellEnd"/>
+      <w:r>
+        <w:t>)</w:t>
+      </w:r>
+      <w:r>
+        <w:br/>
+        <w:t xml:space="preserve">FROM </w:t>
+      </w:r>
+      <w:proofErr w:type="gramStart"/>
+      <w:r>
+        <w:t>film;</w:t>
+      </w:r>
+      <w:proofErr w:type="gramEnd"/>
+    </w:p>
+    <w:p>
+      <w:pPr>
+        <w:ind w:left="1080"/>
+      </w:pPr>
+    </w:p>
+    <w:p>
+      <w:pPr>
+        <w:rPr>
+          <w:rFonts w:ascii="Times New Roman" w:hAnsi="Times New Roman" w:cs="Times New Roman"/>
+          <w:b/>
+          <w:bCs/>
+        </w:rPr>
+      </w:pPr>
+    </w:p>
+    <w:p>
+      <w:pPr>
+        <w:pStyle w:val="ListParagraph"/>
+        <w:ind w:left="360"/>
+        <w:rPr>
+          <w:rFonts w:ascii="Times New Roman" w:hAnsi="Times New Roman" w:cs="Times New Roman"/>
+          <w:b/>
+          <w:bCs/>
+        </w:rPr>
+      </w:pPr>
     </w:p>
     <w:sectPr>
       <w:pgSz w:w="12240" w:h="15840"/>
@@ -2198,7 +5438,7 @@
   <w:abstractNum w:abstractNumId="10" w15:restartNumberingAfterBreak="0">
     <w:nsid w:val="342F21AD"/>
     <w:multiLevelType w:val="hybridMultilevel"/>
-    <w:tmpl w:val="4B88322C"/>
+    <w:tmpl w:val="FA505762"/>
     <w:lvl w:ilvl="0" w:tplc="3809000F">
       <w:start w:val="1"/>
       <w:numFmt w:val="decimal"/>
@@ -4523,7 +7763,6 @@
   <w:style w:type="character" w:default="1" w:styleId="DefaultParagraphFont">
     <w:name w:val="Default Paragraph Font"/>
     <w:uiPriority w:val="1"/>
-    <w:semiHidden/>
     <w:unhideWhenUsed/>
   </w:style>
   <w:style w:type="table" w:default="1" w:styleId="TableNormal">
